--- a/Interior_Trim/vent_cap_install.docx
+++ b/Interior_Trim/vent_cap_install.docx
@@ -1,143 +1,153 @@
 
 <file path=word/document.xml><?xml version="1.0" encoding="utf-8"?>
-<w:document xmlns:wpc="http://schemas.microsoft.com/office/word/2010/wordprocessingCanvas" xmlns:cx="http://schemas.microsoft.com/office/drawing/2014/chartex" xmlns:cx1="http://schemas.microsoft.com/office/drawing/2015/9/8/chartex" xmlns:cx2="http://schemas.microsoft.com/office/drawing/2015/10/21/chartex" xmlns:cx3="http://schemas.microsoft.com/office/drawing/2016/5/9/chartex" xmlns:cx4="http://schemas.microsoft.com/office/drawing/2016/5/10/chartex" xmlns:cx5="http://schemas.microsoft.com/office/drawing/2016/5/11/chartex" xmlns:cx6="http://schemas.microsoft.com/office/drawing/2016/5/12/chartex" xmlns:cx7="http://schemas.microsoft.com/office/drawing/2016/5/13/chartex" xmlns:cx8="http://schemas.microsoft.com/office/drawing/2016/5/14/chartex" xmlns:mc="http://schemas.openxmlformats.org/markup-compatibility/2006" xmlns:aink="http://schemas.microsoft.com/office/drawing/2016/ink" xmlns:am3d="http://schemas.microsoft.com/office/drawing/2017/model3d" xmlns:o="urn:schemas-microsoft-com:office:office" xmlns:oel="http://schemas.microsoft.com/office/2019/extlst" xmlns:r="http://schemas.openxmlformats.org/officeDocument/2006/relationships" xmlns:m="http://schemas.openxmlformats.org/officeDocument/2006/math" xmlns:v="urn:schemas-microsoft-com:vml" xmlns:wp14="http://schemas.microsoft.com/office/word/2010/wordprocessingDrawing" xmlns:wp="http://schemas.openxmlformats.org/drawingml/2006/wordprocessingDrawing" xmlns:w10="urn:schemas-microsoft-com:office:word" xmlns:w="http://schemas.openxmlformats.org/wordprocessingml/2006/main" xmlns:w14="http://schemas.microsoft.com/office/word/2010/wordml" xmlns:w15="http://schemas.microsoft.com/office/word/2012/wordml" xmlns:w16cex="http://schemas.microsoft.com/office/word/2018/wordml/cex" xmlns:w16cid="http://schemas.microsoft.com/office/word/2016/wordml/cid" xmlns:w16="http://schemas.microsoft.com/office/word/2018/wordml" xmlns:w16du="http://schemas.microsoft.com/office/word/2023/wordml/word16du" xmlns:w16sdtdh="http://schemas.microsoft.com/office/word/2020/wordml/sdtdatahash" xmlns:w16sdtfl="http://schemas.microsoft.com/office/word/2024/wordml/sdtformatlock" xmlns:w16se="http://schemas.microsoft.com/office/word/2015/wordml/symex" xmlns:wpg="http://schemas.microsoft.com/office/word/2010/wordprocessingGroup" xmlns:wpi="http://schemas.microsoft.com/office/word/2010/wordprocessingInk" xmlns:wne="http://schemas.microsoft.com/office/word/2006/wordml" xmlns:wps="http://schemas.microsoft.com/office/word/2010/wordprocessingShape" mc:Ignorable="w14 w15 w16se w16cid w16 w16cex w16sdtdh w16sdtfl w16du wp14">
+<w:document xmlns:w="http://schemas.openxmlformats.org/wordprocessingml/2006/main" xmlns:m="http://schemas.openxmlformats.org/officeDocument/2006/math" xmlns:r="http://schemas.openxmlformats.org/officeDocument/2006/relationships" xmlns:o="urn:schemas-microsoft-com:office:office" xmlns:v="urn:schemas-microsoft-com:vml" xmlns:w10="urn:schemas-microsoft-com:office:word" xmlns:a="http://schemas.openxmlformats.org/drawingml/2006/main" xmlns:pic="http://schemas.openxmlformats.org/drawingml/2006/picture" xmlns:wp="http://schemas.openxmlformats.org/drawingml/2006/wordprocessingDrawing">
   <w:body>
+    <w:bookmarkStart w:id="25" w:name="vent-cap-installation"/>
     <w:p>
       <w:pPr>
         <w:pStyle w:val="Heading1"/>
       </w:pPr>
-      <w:bookmarkStart w:id="0" w:name="vent-cap-installation"/>
-      <w:r>
-        <w:t>VENT CAP INSTALLATION</w:t>
-      </w:r>
-    </w:p>
+      <w:r>
+        <w:t xml:space="preserve">VENT CAP INSTALLATION</w:t>
+      </w:r>
+    </w:p>
+    <w:bookmarkStart w:id="20" w:name="materials"/>
     <w:p>
       <w:pPr>
         <w:pStyle w:val="Heading2"/>
       </w:pPr>
-      <w:bookmarkStart w:id="1" w:name="materials"/>
-      <w:r>
-        <w:t>Materials:</w:t>
-      </w:r>
-    </w:p>
-    <w:p>
-      <w:pPr>
+      <w:r>
+        <w:t xml:space="preserve">Materials:</w:t>
+      </w:r>
+    </w:p>
+    <w:p>
+      <w:pPr>
+        <w:pStyle w:val="Compact"/>
         <w:numPr>
           <w:ilvl w:val="0"/>
-          <w:numId w:val="3"/>
+          <w:numId w:val="1001"/>
         </w:numPr>
       </w:pPr>
       <w:r>
-        <w:t>4 – 5¾” 2x4 blocks (cut two 2x4x11½ blocks in half)</w:t>
-      </w:r>
-    </w:p>
-    <w:p>
-      <w:pPr>
+        <w:t xml:space="preserve">4 – 5¾” 2x4 blocks (cut two 2x4x11½ blocks in half)</w:t>
+      </w:r>
+    </w:p>
+    <w:p>
+      <w:pPr>
+        <w:pStyle w:val="Compact"/>
         <w:numPr>
           <w:ilvl w:val="0"/>
-          <w:numId w:val="3"/>
+          <w:numId w:val="1001"/>
         </w:numPr>
       </w:pPr>
       <w:r>
-        <w:t>1 – 9½” x 96” interior plywood</w:t>
-      </w:r>
-    </w:p>
-    <w:p>
-      <w:pPr>
+        <w:t xml:space="preserve">1 – 9½” x 96” interior plywood</w:t>
+      </w:r>
+    </w:p>
+    <w:p>
+      <w:pPr>
+        <w:pStyle w:val="Compact"/>
         <w:numPr>
           <w:ilvl w:val="0"/>
-          <w:numId w:val="3"/>
+          <w:numId w:val="1001"/>
         </w:numPr>
       </w:pPr>
       <w:r>
-        <w:t>1 – 9½” x 44” interior plywood</w:t>
-      </w:r>
-    </w:p>
-    <w:p>
-      <w:pPr>
+        <w:t xml:space="preserve">1 – 9½” x 44” interior plywood</w:t>
+      </w:r>
+    </w:p>
+    <w:p>
+      <w:pPr>
+        <w:pStyle w:val="Compact"/>
         <w:numPr>
           <w:ilvl w:val="0"/>
-          <w:numId w:val="3"/>
+          <w:numId w:val="1001"/>
         </w:numPr>
       </w:pPr>
       <w:r>
-        <w:t>18 – #10 x 3” brown screws</w:t>
-      </w:r>
-    </w:p>
+        <w:t xml:space="preserve">18 – #10 x 3” brown screws</w:t>
+      </w:r>
+    </w:p>
+    <w:bookmarkEnd w:id="20"/>
+    <w:bookmarkStart w:id="24" w:name="tools"/>
     <w:p>
       <w:pPr>
         <w:pStyle w:val="Heading2"/>
       </w:pPr>
-      <w:bookmarkStart w:id="2" w:name="tools"/>
-      <w:bookmarkEnd w:id="1"/>
-      <w:r>
-        <w:t>Tools:</w:t>
-      </w:r>
-    </w:p>
-    <w:p>
-      <w:pPr>
+      <w:r>
+        <w:t xml:space="preserve">Tools:</w:t>
+      </w:r>
+    </w:p>
+    <w:p>
+      <w:pPr>
+        <w:pStyle w:val="Compact"/>
         <w:numPr>
           <w:ilvl w:val="0"/>
-          <w:numId w:val="4"/>
+          <w:numId w:val="1002"/>
         </w:numPr>
       </w:pPr>
       <w:r>
-        <w:t>Drill and countersink bit</w:t>
-      </w:r>
-    </w:p>
-    <w:p>
-      <w:pPr>
+        <w:t xml:space="preserve">Drill and countersink bit</w:t>
+      </w:r>
+    </w:p>
+    <w:p>
+      <w:pPr>
+        <w:pStyle w:val="Compact"/>
         <w:numPr>
           <w:ilvl w:val="0"/>
-          <w:numId w:val="4"/>
+          <w:numId w:val="1002"/>
         </w:numPr>
       </w:pPr>
       <w:r>
-        <w:t>Screw gun with T25 bit</w:t>
-      </w:r>
-    </w:p>
-    <w:p>
-      <w:pPr>
+        <w:t xml:space="preserve">Screw gun with T25 bit</w:t>
+      </w:r>
+    </w:p>
+    <w:p>
+      <w:pPr>
+        <w:pStyle w:val="Compact"/>
         <w:numPr>
           <w:ilvl w:val="0"/>
-          <w:numId w:val="4"/>
+          <w:numId w:val="1002"/>
         </w:numPr>
       </w:pPr>
       <w:r>
-        <w:t>Measuring Tape</w:t>
-      </w:r>
-    </w:p>
-    <w:p>
-      <w:pPr>
+        <w:t xml:space="preserve">Measuring Tape</w:t>
+      </w:r>
+    </w:p>
+    <w:p>
+      <w:pPr>
+        <w:pStyle w:val="Compact"/>
         <w:numPr>
           <w:ilvl w:val="0"/>
-          <w:numId w:val="4"/>
+          <w:numId w:val="1002"/>
         </w:numPr>
       </w:pPr>
       <w:r>
-        <w:t>Spirit Level</w:t>
-      </w:r>
-    </w:p>
-    <w:p>
-      <w:pPr>
+        <w:t xml:space="preserve">Spirit Level</w:t>
+      </w:r>
+    </w:p>
+    <w:p>
+      <w:pPr>
+        <w:pStyle w:val="Compact"/>
         <w:numPr>
           <w:ilvl w:val="0"/>
-          <w:numId w:val="4"/>
+          <w:numId w:val="1002"/>
         </w:numPr>
       </w:pPr>
       <w:r>
-        <w:t>Support Block installation pattern</w:t>
-      </w:r>
-    </w:p>
-    <w:p>
-      <w:pPr>
+        <w:t xml:space="preserve">Support Block installation pattern</w:t>
+      </w:r>
+    </w:p>
+    <w:p>
+      <w:pPr>
+        <w:pStyle w:val="Compact"/>
         <w:numPr>
           <w:ilvl w:val="0"/>
-          <w:numId w:val="4"/>
+          <w:numId w:val="1002"/>
         </w:numPr>
       </w:pPr>
       <w:r>
-        <w:t>Vent Cap Drill pattern</w:t>
+        <w:t xml:space="preserve">Vent Cap Drill pattern</w:t>
       </w:r>
     </w:p>
     <w:p>
@@ -149,154 +159,231 @@
       <w:pPr>
         <w:numPr>
           <w:ilvl w:val="0"/>
-          <w:numId w:val="5"/>
+          <w:numId w:val="1003"/>
         </w:numPr>
       </w:pPr>
       <w:r>
-        <w:lastRenderedPageBreak/>
-        <w:t>Cut two 11½” 2x4 blocks (jenga blocks) in half to yield the 5½” support blocks.</w:t>
+        <w:t xml:space="preserve">Cut two 11½” 2x4 blocks (jenga blocks) in half to yield the 5½”</w:t>
+      </w:r>
+      <w:r>
+        <w:t xml:space="preserve"> </w:t>
+      </w:r>
+      <w:r>
+        <w:t xml:space="preserve">support blocks.</w:t>
       </w:r>
     </w:p>
     <w:p>
       <w:pPr>
         <w:numPr>
           <w:ilvl w:val="0"/>
-          <w:numId w:val="5"/>
+          <w:numId w:val="1003"/>
         </w:numPr>
       </w:pPr>
       <w:r>
-        <w:t>Preset 2 brown screws in the center of each block, as shown opposite.</w:t>
+        <w:t xml:space="preserve">Preset 2 brown screws in the center of each block, as shown opposite.</w:t>
       </w:r>
     </w:p>
     <w:p>
       <w:pPr>
         <w:numPr>
           <w:ilvl w:val="0"/>
-          <w:numId w:val="5"/>
+          <w:numId w:val="1003"/>
         </w:numPr>
       </w:pPr>
       <w:r>
-        <w:t>Position the T-shaped guide against the trim on the back wall, and mark along the white ridge boards where three of the four support blocks should go. Reverse the guide, placing the T against the trim on the front wall, and mark the fourth block position.</w:t>
+        <w:t xml:space="preserve">Position the T-shaped guide against the trim on the back wall, and</w:t>
+      </w:r>
+      <w:r>
+        <w:t xml:space="preserve"> </w:t>
+      </w:r>
+      <w:r>
+        <w:t xml:space="preserve">mark along the white ridge boards where three of the four support</w:t>
+      </w:r>
+      <w:r>
+        <w:t xml:space="preserve"> </w:t>
+      </w:r>
+      <w:r>
+        <w:t xml:space="preserve">blocks should go. Reverse the guide, placing the T against the trim</w:t>
+      </w:r>
+      <w:r>
+        <w:t xml:space="preserve"> </w:t>
+      </w:r>
+      <w:r>
+        <w:t xml:space="preserve">on the front wall, and mark the fourth block position.</w:t>
       </w:r>
     </w:p>
     <w:p>
       <w:pPr>
         <w:numPr>
           <w:ilvl w:val="0"/>
-          <w:numId w:val="5"/>
+          <w:numId w:val="1003"/>
         </w:numPr>
       </w:pPr>
       <w:r>
-        <w:t>Position a support block crosswise on the vent blocks with its edges at the pencil marks, and use a spirit level to verify that the block is approximately parallel to the floor. If it is not, insert a shim between the support block and the vent-block.</w:t>
+        <w:t xml:space="preserve">Position a support block crosswise on the vent blocks with its edges</w:t>
+      </w:r>
+      <w:r>
+        <w:t xml:space="preserve"> </w:t>
+      </w:r>
+      <w:r>
+        <w:t xml:space="preserve">at the pencil marks, and use a spirit level to verify that the block</w:t>
+      </w:r>
+      <w:r>
+        <w:t xml:space="preserve"> </w:t>
+      </w:r>
+      <w:r>
+        <w:t xml:space="preserve">is approximately parallel to the floor. If it is not, insert a shim</w:t>
+      </w:r>
+      <w:r>
+        <w:t xml:space="preserve"> </w:t>
+      </w:r>
+      <w:r>
+        <w:t xml:space="preserve">between the support block and the vent-block.</w:t>
       </w:r>
     </w:p>
     <w:p>
       <w:pPr>
         <w:numPr>
           <w:ilvl w:val="0"/>
-          <w:numId w:val="5"/>
+          <w:numId w:val="1003"/>
         </w:numPr>
       </w:pPr>
       <w:r>
-        <w:t xml:space="preserve">Drive the two screws into the white ridge boards. This is a </w:t>
+        <w:t xml:space="preserve">Drive the two screws into the white ridge boards. This is a</w:t>
+      </w:r>
+      <w:r>
+        <w:t xml:space="preserve"> </w:t>
       </w:r>
       <w:r>
         <w:rPr>
           <w:b/>
           <w:bCs/>
         </w:rPr>
-        <w:t>lot</w:t>
-      </w:r>
-      <w:r>
-        <w:t xml:space="preserve"> easier if one person holds the block (and any shim) in place while the second person drives the screws in.</w:t>
+        <w:t xml:space="preserve">lot</w:t>
+      </w:r>
+      <w:r>
+        <w:t xml:space="preserve"> </w:t>
+      </w:r>
+      <w:r>
+        <w:t xml:space="preserve">easier if one person holds the block (and any shim) in place while</w:t>
+      </w:r>
+      <w:r>
+        <w:t xml:space="preserve"> </w:t>
+      </w:r>
+      <w:r>
+        <w:t xml:space="preserve">the second person drives the screws in.</w:t>
       </w:r>
     </w:p>
     <w:p>
       <w:pPr>
         <w:numPr>
           <w:ilvl w:val="0"/>
-          <w:numId w:val="5"/>
+          <w:numId w:val="1003"/>
         </w:numPr>
       </w:pPr>
       <w:r>
-        <w:t>Similarly, install the other three support blocks.</w:t>
+        <w:t xml:space="preserve">Similarly, install the other three support blocks.</w:t>
       </w:r>
     </w:p>
     <w:p>
       <w:pPr>
         <w:numPr>
           <w:ilvl w:val="0"/>
-          <w:numId w:val="5"/>
+          <w:numId w:val="1003"/>
         </w:numPr>
       </w:pPr>
       <w:r>
-        <w:t>Position the long drill pattern against one side of the 96” plywood piece, matching the end of the pattern with the end of the plywood. Mark the locations for 6 holes, as shown in the diagram opposite. Drill, countersink, and preset 3” brown screws in these 6 places.</w:t>
+        <w:t xml:space="preserve">Position the long drill pattern against one side of the 96” plywood</w:t>
+      </w:r>
+      <w:r>
+        <w:t xml:space="preserve"> </w:t>
+      </w:r>
+      <w:r>
+        <w:t xml:space="preserve">piece, matching the end of the pattern with the end of the</w:t>
+      </w:r>
+      <w:r>
+        <w:t xml:space="preserve"> </w:t>
+      </w:r>
+      <w:r>
+        <w:t xml:space="preserve">plywood. Mark the locations for 6 holes, as shown in the diagram</w:t>
+      </w:r>
+      <w:r>
+        <w:t xml:space="preserve"> </w:t>
+      </w:r>
+      <w:r>
+        <w:t xml:space="preserve">opposite. Drill, countersink, and preset 3” brown screws in these 6</w:t>
+      </w:r>
+      <w:r>
+        <w:t xml:space="preserve"> </w:t>
+      </w:r>
+      <w:r>
+        <w:t xml:space="preserve">places.</w:t>
       </w:r>
     </w:p>
     <w:p>
       <w:pPr>
         <w:numPr>
           <w:ilvl w:val="0"/>
-          <w:numId w:val="5"/>
+          <w:numId w:val="1003"/>
         </w:numPr>
       </w:pPr>
       <w:r>
-        <w:t>With two people, position this vent cap on the blocks, starting at the rear of the home. The rear edge of the vent cap should be 1” away from the rear wall trim, and centered on the white ridge boards. The front edge of the vent cap should be half-way onto the mounting block at the front. Drive one screw most of the way into the rear mounting block.</w:t>
+        <w:t xml:space="preserve">With two people, position this vent cap on the blocks, starting at</w:t>
+      </w:r>
+      <w:r>
+        <w:t xml:space="preserve"> </w:t>
+      </w:r>
+      <w:r>
+        <w:t xml:space="preserve">the rear of the home. The rear edge of the vent cap should be 1”</w:t>
+      </w:r>
+      <w:r>
+        <w:t xml:space="preserve"> </w:t>
+      </w:r>
+      <w:r>
+        <w:t xml:space="preserve">away from the rear wall trim, and centered on the white ridge</w:t>
+      </w:r>
+      <w:r>
+        <w:t xml:space="preserve"> </w:t>
+      </w:r>
+      <w:r>
+        <w:t xml:space="preserve">boards. The front edge of the vent cap should be half-way onto the</w:t>
+      </w:r>
+      <w:r>
+        <w:t xml:space="preserve"> </w:t>
+      </w:r>
+      <w:r>
+        <w:t xml:space="preserve">mounting block at the front. Drive one screw most of the way into</w:t>
+      </w:r>
+      <w:r>
+        <w:t xml:space="preserve"> </w:t>
+      </w:r>
+      <w:r>
+        <w:t xml:space="preserve">the rear mounting block.</w:t>
       </w:r>
     </w:p>
     <w:p>
       <w:pPr>
         <w:numPr>
           <w:ilvl w:val="0"/>
-          <w:numId w:val="5"/>
+          <w:numId w:val="1003"/>
         </w:numPr>
       </w:pPr>
       <w:r>
-        <w:t>Check that the front of the vent cap is centered; then drive both screws fully into the rear mounting block.</w:t>
-      </w:r>
-    </w:p>
-    <w:p>
-      <w:pPr>
-        <w:numPr>
-          <w:ilvl w:val="0"/>
-          <w:numId w:val="5"/>
-        </w:numPr>
-      </w:pPr>
-      <w:r>
-        <w:t>While one person continues to support the vent cap, the other person drives the two screws in the middle of the vent cap into their mounting block, and then finally drives the two screws at the front of the vent cap into their mounting block.</w:t>
-      </w:r>
-    </w:p>
-    <w:p>
-      <w:pPr>
-        <w:numPr>
-          <w:ilvl w:val="0"/>
-          <w:numId w:val="5"/>
-        </w:numPr>
-      </w:pPr>
-      <w:r>
-        <w:t>Measure the distance from the front edge of the installed vent cap to the front wall trim, subtract 1”, and cut the shorter piece of plywood to this length.</w:t>
-      </w:r>
-    </w:p>
-    <w:p>
-      <w:pPr>
-        <w:numPr>
-          <w:ilvl w:val="0"/>
-          <w:numId w:val="5"/>
-        </w:numPr>
-      </w:pPr>
-      <w:r>
-        <w:t>Mark, drill, countersink, and preset 4 screws in this piece, as shown in the diagram on the previous page.</w:t>
-      </w:r>
-    </w:p>
-    <w:p>
-      <w:pPr>
-        <w:numPr>
-          <w:ilvl w:val="0"/>
-          <w:numId w:val="5"/>
-        </w:numPr>
-      </w:pPr>
-      <w:r>
-        <w:t>With two people, position this plywood piece so that it butts against the long vent cap previously installed, and make sure the two pieces form a straight line. Drive in the screws at the joint between the two pieces of the vent cap, and then drive in the screws near the front wall.</w:t>
+        <w:t xml:space="preserve">Check that the front of the vent cap is centered; then drive both</w:t>
+      </w:r>
+      <w:r>
+        <w:t xml:space="preserve"> </w:t>
+      </w:r>
+      <w:r>
+        <w:t xml:space="preserve">screws fully into the rear mounting block.</w:t>
+      </w:r>
+    </w:p>
+    <w:p>
+      <w:pPr>
+        <w:pStyle w:val="FirstParagraph"/>
+      </w:pPr>
+      <w:r>
+        <w:t xml:space="preserve">(More on next page)</w:t>
       </w:r>
     </w:p>
     <w:p>
@@ -305,28 +392,26 @@
       </w:r>
     </w:p>
     <w:p>
-      <w:r>
-        <w:rPr>
-          <w:noProof/>
-        </w:rPr>
-        <w:lastRenderedPageBreak/>
+      <w:pPr>
+        <w:pStyle w:val="BodyText"/>
+      </w:pPr>
+      <w:r>
         <w:drawing>
-          <wp:inline distT="0" distB="0" distL="0" distR="0" wp14:anchorId="0125FCC5" wp14:editId="295EB2B0">
+          <wp:inline>
             <wp:extent cx="5943600" cy="8229600"/>
-            <wp:effectExtent l="0" t="0" r="0" b="0"/>
-            <wp:docPr id="22" name="Picture"/>
-            <wp:cNvGraphicFramePr/>
-            <a:graphic xmlns:a="http://schemas.openxmlformats.org/drawingml/2006/main">
+            <wp:effectExtent b="0" l="0" r="0" t="0"/>
+            <wp:docPr descr="" title="" id="22" name="Picture"/>
+            <a:graphic>
               <a:graphicData uri="http://schemas.openxmlformats.org/drawingml/2006/picture">
-                <pic:pic xmlns:pic="http://schemas.openxmlformats.org/drawingml/2006/picture">
+                <pic:pic>
                   <pic:nvPicPr>
-                    <pic:cNvPr id="23" name="Picture" descr="images/vent_cap.png"/>
+                    <pic:cNvPr descr="images/vent_cap.png" id="23" name="Picture"/>
                     <pic:cNvPicPr>
-                      <a:picLocks noChangeAspect="1" noChangeArrowheads="1"/>
+                      <a:picLocks noChangeArrowheads="1" noChangeAspect="1"/>
                     </pic:cNvPicPr>
                   </pic:nvPicPr>
                   <pic:blipFill>
-                    <a:blip r:embed="rId7"/>
+                    <a:blip r:embed="rId21"/>
                     <a:stretch>
                       <a:fillRect/>
                     </a:stretch>
@@ -352,18 +437,122 @@
           </wp:inline>
         </w:drawing>
       </w:r>
-      <w:bookmarkEnd w:id="0"/>
-      <w:bookmarkEnd w:id="2"/>
-    </w:p>
+    </w:p>
+    <w:p>
+      <w:pPr>
+        <w:numPr>
+          <w:ilvl w:val="0"/>
+          <w:numId w:val="1004"/>
+        </w:numPr>
+      </w:pPr>
+      <w:r>
+        <w:t xml:space="preserve">While one person continues to support the vent cap, the other person</w:t>
+      </w:r>
+      <w:r>
+        <w:t xml:space="preserve"> </w:t>
+      </w:r>
+      <w:r>
+        <w:t xml:space="preserve">drives the two screws in the middle of the vent cap into their</w:t>
+      </w:r>
+      <w:r>
+        <w:t xml:space="preserve"> </w:t>
+      </w:r>
+      <w:r>
+        <w:t xml:space="preserve">mounting block, and then finally drives the two screws at the front</w:t>
+      </w:r>
+      <w:r>
+        <w:t xml:space="preserve"> </w:t>
+      </w:r>
+      <w:r>
+        <w:t xml:space="preserve">of the vent cap into their mounting block.</w:t>
+      </w:r>
+    </w:p>
+    <w:p>
+      <w:pPr>
+        <w:numPr>
+          <w:ilvl w:val="0"/>
+          <w:numId w:val="1004"/>
+        </w:numPr>
+      </w:pPr>
+      <w:r>
+        <w:t xml:space="preserve">Measure the distance from the front edge of the installed vent cap</w:t>
+      </w:r>
+      <w:r>
+        <w:t xml:space="preserve"> </w:t>
+      </w:r>
+      <w:r>
+        <w:t xml:space="preserve">to the front wall trim, subtract 1”, and cut the shorter piece of</w:t>
+      </w:r>
+      <w:r>
+        <w:t xml:space="preserve"> </w:t>
+      </w:r>
+      <w:r>
+        <w:t xml:space="preserve">plywood to this length.</w:t>
+      </w:r>
+    </w:p>
+    <w:p>
+      <w:pPr>
+        <w:numPr>
+          <w:ilvl w:val="0"/>
+          <w:numId w:val="1004"/>
+        </w:numPr>
+      </w:pPr>
+      <w:r>
+        <w:t xml:space="preserve">Mark, drill, countersink, and preset 4 screws in this piece, as</w:t>
+      </w:r>
+      <w:r>
+        <w:t xml:space="preserve"> </w:t>
+      </w:r>
+      <w:r>
+        <w:t xml:space="preserve">shown in the diagram on the previous page.</w:t>
+      </w:r>
+    </w:p>
+    <w:p>
+      <w:pPr>
+        <w:numPr>
+          <w:ilvl w:val="0"/>
+          <w:numId w:val="1004"/>
+        </w:numPr>
+      </w:pPr>
+      <w:r>
+        <w:t xml:space="preserve">With two people, position this plywood piece so that it butts</w:t>
+      </w:r>
+      <w:r>
+        <w:t xml:space="preserve"> </w:t>
+      </w:r>
+      <w:r>
+        <w:t xml:space="preserve">against the long vent cap previously installed, and make sure the</w:t>
+      </w:r>
+      <w:r>
+        <w:t xml:space="preserve"> </w:t>
+      </w:r>
+      <w:r>
+        <w:t xml:space="preserve">two pieces form a straight line. Drive in the screws at the joint</w:t>
+      </w:r>
+      <w:r>
+        <w:t xml:space="preserve"> </w:t>
+      </w:r>
+      <w:r>
+        <w:t xml:space="preserve">between the two pieces of the vent cap, and then drive in the screws</w:t>
+      </w:r>
+      <w:r>
+        <w:t xml:space="preserve"> </w:t>
+      </w:r>
+      <w:r>
+        <w:t xml:space="preserve">near the front wall.</w:t>
+      </w:r>
+    </w:p>
+    <w:bookmarkEnd w:id="24"/>
+    <w:bookmarkEnd w:id="25"/>
     <w:sectPr>
-      <w:headerReference w:type="even" r:id="rId8"/>
-      <w:headerReference w:type="default" r:id="rId9"/>
-      <w:footerReference w:type="even" r:id="rId10"/>
-      <w:footerReference w:type="default" r:id="rId11"/>
-      <w:headerReference w:type="first" r:id="rId12"/>
-      <w:footerReference w:type="first" r:id="rId13"/>
-      <w:pgSz w:w="12240" w:h="15840" w:code="1"/>
-      <w:pgMar w:top="1440" w:right="1440" w:bottom="1440" w:left="1440" w:header="708" w:footer="708" w:gutter="0"/>
+      <w:headerReference r:id="rId9" w:type="even"/>
+      <w:headerReference r:id="rId11" w:type="default"/>
+      <w:footerReference r:id="rId14" w:type="even"/>
+      <w:footerReference r:id="rId13" w:type="default"/>
+      <w:headerReference r:id="rId10" w:type="first"/>
+      <w:footerReference r:id="rId12" w:type="first"/>
+      <w:pgSz w:code="1" w:h="15840" w:w="12240"/>
+      <w:pgMar w:bottom="1440" w:footer="708" w:gutter="0" w:header="708" w:left="1440" w:right="1440" w:top="1440"/>
       <w:cols w:space="708"/>
       <w:docGrid w:linePitch="360"/>
     </w:sectPr>
@@ -371,29 +560,8 @@
 </w:document>
 </file>
 
-<file path=word/endnotes.xml><?xml version="1.0" encoding="utf-8"?>
-<w:endnotes xmlns:wpc="http://schemas.microsoft.com/office/word/2010/wordprocessingCanvas" xmlns:cx="http://schemas.microsoft.com/office/drawing/2014/chartex" xmlns:cx1="http://schemas.microsoft.com/office/drawing/2015/9/8/chartex" xmlns:cx2="http://schemas.microsoft.com/office/drawing/2015/10/21/chartex" xmlns:cx3="http://schemas.microsoft.com/office/drawing/2016/5/9/chartex" xmlns:cx4="http://schemas.microsoft.com/office/drawing/2016/5/10/chartex" xmlns:cx5="http://schemas.microsoft.com/office/drawing/2016/5/11/chartex" xmlns:cx6="http://schemas.microsoft.com/office/drawing/2016/5/12/chartex" xmlns:cx7="http://schemas.microsoft.com/office/drawing/2016/5/13/chartex" xmlns:cx8="http://schemas.microsoft.com/office/drawing/2016/5/14/chartex" xmlns:mc="http://schemas.openxmlformats.org/markup-compatibility/2006" xmlns:aink="http://schemas.microsoft.com/office/drawing/2016/ink" xmlns:am3d="http://schemas.microsoft.com/office/drawing/2017/model3d" xmlns:o="urn:schemas-microsoft-com:office:office" xmlns:oel="http://schemas.microsoft.com/office/2019/extlst" xmlns:r="http://schemas.openxmlformats.org/officeDocument/2006/relationships" xmlns:m="http://schemas.openxmlformats.org/officeDocument/2006/math" xmlns:v="urn:schemas-microsoft-com:vml" xmlns:wp14="http://schemas.microsoft.com/office/word/2010/wordprocessingDrawing" xmlns:wp="http://schemas.openxmlformats.org/drawingml/2006/wordprocessingDrawing" xmlns:w10="urn:schemas-microsoft-com:office:word" xmlns:w="http://schemas.openxmlformats.org/wordprocessingml/2006/main" xmlns:w14="http://schemas.microsoft.com/office/word/2010/wordml" xmlns:w15="http://schemas.microsoft.com/office/word/2012/wordml" xmlns:w16cex="http://schemas.microsoft.com/office/word/2018/wordml/cex" xmlns:w16cid="http://schemas.microsoft.com/office/word/2016/wordml/cid" xmlns:w16="http://schemas.microsoft.com/office/word/2018/wordml" xmlns:w16du="http://schemas.microsoft.com/office/word/2023/wordml/word16du" xmlns:w16sdtdh="http://schemas.microsoft.com/office/word/2020/wordml/sdtdatahash" xmlns:w16sdtfl="http://schemas.microsoft.com/office/word/2024/wordml/sdtformatlock" xmlns:w16se="http://schemas.microsoft.com/office/word/2015/wordml/symex" xmlns:wpg="http://schemas.microsoft.com/office/word/2010/wordprocessingGroup" xmlns:wpi="http://schemas.microsoft.com/office/word/2010/wordprocessingInk" xmlns:wne="http://schemas.microsoft.com/office/word/2006/wordml" xmlns:wps="http://schemas.microsoft.com/office/word/2010/wordprocessingShape" mc:Ignorable="w14 w15 w16se w16cid w16 w16cex w16sdtdh w16sdtfl w16du wp14">
-  <w:endnote w:type="separator" w:id="-1">
-    <w:p>
-      <w:pPr>
-        <w:spacing w:after="0" w:line="240" w:lineRule="auto"/>
-      </w:pPr>
-      <w:r>
-        <w:separator/>
-      </w:r>
-    </w:p>
-  </w:endnote>
-  <w:endnote w:type="continuationSeparator" w:id="0">
-    <w:p>
-      <w:pPr>
-        <w:spacing w:after="0" w:line="240" w:lineRule="auto"/>
-      </w:pPr>
-      <w:r>
-        <w:continuationSeparator/>
-      </w:r>
-    </w:p>
-  </w:endnote>
-</w:endnotes>
+<file path=word/comments.xml><?xml version="1.0" encoding="utf-8"?>
+<w:comments xmlns:w="http://schemas.openxmlformats.org/wordprocessingml/2006/main" xmlns:m="http://schemas.openxmlformats.org/officeDocument/2006/math" xmlns:r="http://schemas.openxmlformats.org/officeDocument/2006/relationships" xmlns:o="urn:schemas-microsoft-com:office:office" xmlns:v="urn:schemas-microsoft-com:vml" xmlns:w10="urn:schemas-microsoft-com:office:word" xmlns:a="http://schemas.openxmlformats.org/drawingml/2006/main" xmlns:pic="http://schemas.openxmlformats.org/drawingml/2006/picture" xmlns:wp="http://schemas.openxmlformats.org/drawingml/2006/wordprocessingDrawing"/>
 </file>
 
 <file path=word/footer1.xml><?xml version="1.0" encoding="utf-8"?>
@@ -414,52 +582,88 @@
       <w:pBdr>
         <w:top w:val="single" w:sz="4" w:space="1" w:color="BFBFBF" w:themeColor="background1" w:themeShade="BF"/>
       </w:pBdr>
+      <w:rPr>
+        <w:sz w:val="22"/>
+      </w:rPr>
     </w:pPr>
     <w:r>
+      <w:rPr>
+        <w:sz w:val="22"/>
+      </w:rPr>
       <w:t>Sound Foundations NW</w:t>
     </w:r>
     <w:r>
+      <w:rPr>
+        <w:sz w:val="22"/>
+      </w:rPr>
       <w:ptab w:relativeTo="margin" w:alignment="center" w:leader="none"/>
     </w:r>
     <w:r>
+      <w:rPr>
+        <w:sz w:val="22"/>
+      </w:rPr>
       <w:fldChar w:fldCharType="begin"/>
     </w:r>
     <w:r>
+      <w:rPr>
+        <w:sz w:val="22"/>
+      </w:rPr>
       <w:instrText xml:space="preserve"> SAVEDATE  \@ "d MMMM yyyy"  \* MERGEFORMAT </w:instrText>
     </w:r>
     <w:r>
+      <w:rPr>
+        <w:sz w:val="22"/>
+      </w:rPr>
       <w:fldChar w:fldCharType="separate"/>
     </w:r>
     <w:r>
       <w:rPr>
         <w:noProof/>
-      </w:rPr>
-      <w:t>29 January 2025</w:t>
+        <w:sz w:val="22"/>
+      </w:rPr>
+      <w:t>30 January 2025</w:t>
     </w:r>
     <w:r>
+      <w:rPr>
+        <w:sz w:val="22"/>
+      </w:rPr>
       <w:fldChar w:fldCharType="end"/>
     </w:r>
     <w:r>
+      <w:rPr>
+        <w:sz w:val="22"/>
+      </w:rPr>
       <w:ptab w:relativeTo="margin" w:alignment="right" w:leader="none"/>
     </w:r>
     <w:r>
+      <w:rPr>
+        <w:sz w:val="22"/>
+      </w:rPr>
       <w:fldChar w:fldCharType="begin"/>
     </w:r>
     <w:r>
+      <w:rPr>
+        <w:sz w:val="22"/>
+      </w:rPr>
       <w:instrText xml:space="preserve"> PAGE   \* MERGEFORMAT </w:instrText>
     </w:r>
     <w:r>
+      <w:rPr>
+        <w:sz w:val="22"/>
+      </w:rPr>
       <w:fldChar w:fldCharType="separate"/>
     </w:r>
     <w:r>
       <w:rPr>
         <w:noProof/>
+        <w:sz w:val="22"/>
       </w:rPr>
       <w:t>1</w:t>
     </w:r>
     <w:r>
       <w:rPr>
         <w:noProof/>
+        <w:sz w:val="22"/>
       </w:rPr>
       <w:fldChar w:fldCharType="end"/>
     </w:r>
@@ -478,24 +682,18 @@
 </file>
 
 <file path=word/footnotes.xml><?xml version="1.0" encoding="utf-8"?>
-<w:footnotes xmlns:wpc="http://schemas.microsoft.com/office/word/2010/wordprocessingCanvas" xmlns:cx="http://schemas.microsoft.com/office/drawing/2014/chartex" xmlns:cx1="http://schemas.microsoft.com/office/drawing/2015/9/8/chartex" xmlns:cx2="http://schemas.microsoft.com/office/drawing/2015/10/21/chartex" xmlns:cx3="http://schemas.microsoft.com/office/drawing/2016/5/9/chartex" xmlns:cx4="http://schemas.microsoft.com/office/drawing/2016/5/10/chartex" xmlns:cx5="http://schemas.microsoft.com/office/drawing/2016/5/11/chartex" xmlns:cx6="http://schemas.microsoft.com/office/drawing/2016/5/12/chartex" xmlns:cx7="http://schemas.microsoft.com/office/drawing/2016/5/13/chartex" xmlns:cx8="http://schemas.microsoft.com/office/drawing/2016/5/14/chartex" xmlns:mc="http://schemas.openxmlformats.org/markup-compatibility/2006" xmlns:aink="http://schemas.microsoft.com/office/drawing/2016/ink" xmlns:am3d="http://schemas.microsoft.com/office/drawing/2017/model3d" xmlns:o="urn:schemas-microsoft-com:office:office" xmlns:oel="http://schemas.microsoft.com/office/2019/extlst" xmlns:r="http://schemas.openxmlformats.org/officeDocument/2006/relationships" xmlns:m="http://schemas.openxmlformats.org/officeDocument/2006/math" xmlns:v="urn:schemas-microsoft-com:vml" xmlns:wp14="http://schemas.microsoft.com/office/word/2010/wordprocessingDrawing" xmlns:wp="http://schemas.openxmlformats.org/drawingml/2006/wordprocessingDrawing" xmlns:w10="urn:schemas-microsoft-com:office:word" xmlns:w="http://schemas.openxmlformats.org/wordprocessingml/2006/main" xmlns:w14="http://schemas.microsoft.com/office/word/2010/wordml" xmlns:w15="http://schemas.microsoft.com/office/word/2012/wordml" xmlns:w16cex="http://schemas.microsoft.com/office/word/2018/wordml/cex" xmlns:w16cid="http://schemas.microsoft.com/office/word/2016/wordml/cid" xmlns:w16="http://schemas.microsoft.com/office/word/2018/wordml" xmlns:w16du="http://schemas.microsoft.com/office/word/2023/wordml/word16du" xmlns:w16sdtdh="http://schemas.microsoft.com/office/word/2020/wordml/sdtdatahash" xmlns:w16sdtfl="http://schemas.microsoft.com/office/word/2024/wordml/sdtformatlock" xmlns:w16se="http://schemas.microsoft.com/office/word/2015/wordml/symex" xmlns:wpg="http://schemas.microsoft.com/office/word/2010/wordprocessingGroup" xmlns:wpi="http://schemas.microsoft.com/office/word/2010/wordprocessingInk" xmlns:wne="http://schemas.microsoft.com/office/word/2006/wordml" xmlns:wps="http://schemas.microsoft.com/office/word/2010/wordprocessingShape" mc:Ignorable="w14 w15 w16se w16cid w16 w16cex w16sdtdh w16sdtfl w16du wp14">
+<w:footnotes xmlns:w="http://schemas.openxmlformats.org/wordprocessingml/2006/main" xmlns:m="http://schemas.openxmlformats.org/officeDocument/2006/math" xmlns:r="http://schemas.openxmlformats.org/officeDocument/2006/relationships" xmlns:o="urn:schemas-microsoft-com:office:office" xmlns:v="urn:schemas-microsoft-com:vml" xmlns:w10="urn:schemas-microsoft-com:office:word" xmlns:a="http://schemas.openxmlformats.org/drawingml/2006/main" xmlns:pic="http://schemas.openxmlformats.org/drawingml/2006/picture" xmlns:wp="http://schemas.openxmlformats.org/drawingml/2006/wordprocessingDrawing">
+  <w:footnote w:type="continuationSeparator" w:id="0">
+    <w:p>
+      <w:r>
+        <w:continuationSeparator/>
+      </w:r>
+    </w:p>
+  </w:footnote>
   <w:footnote w:type="separator" w:id="-1">
     <w:p>
-      <w:pPr>
-        <w:spacing w:after="0" w:line="240" w:lineRule="auto"/>
-      </w:pPr>
       <w:r>
         <w:separator/>
-      </w:r>
-    </w:p>
-  </w:footnote>
-  <w:footnote w:type="continuationSeparator" w:id="0">
-    <w:p>
-      <w:pPr>
-        <w:spacing w:after="0" w:line="240" w:lineRule="auto"/>
-      </w:pPr>
-      <w:r>
-        <w:continuationSeparator/>
       </w:r>
     </w:p>
   </w:footnote>
@@ -533,275 +731,8 @@
 </file>
 
 <file path=word/numbering.xml><?xml version="1.0" encoding="utf-8"?>
-<w:numbering xmlns:wpc="http://schemas.microsoft.com/office/word/2010/wordprocessingCanvas" xmlns:cx="http://schemas.microsoft.com/office/drawing/2014/chartex" xmlns:cx1="http://schemas.microsoft.com/office/drawing/2015/9/8/chartex" xmlns:cx2="http://schemas.microsoft.com/office/drawing/2015/10/21/chartex" xmlns:cx3="http://schemas.microsoft.com/office/drawing/2016/5/9/chartex" xmlns:cx4="http://schemas.microsoft.com/office/drawing/2016/5/10/chartex" xmlns:cx5="http://schemas.microsoft.com/office/drawing/2016/5/11/chartex" xmlns:cx6="http://schemas.microsoft.com/office/drawing/2016/5/12/chartex" xmlns:cx7="http://schemas.microsoft.com/office/drawing/2016/5/13/chartex" xmlns:cx8="http://schemas.microsoft.com/office/drawing/2016/5/14/chartex" xmlns:mc="http://schemas.openxmlformats.org/markup-compatibility/2006" xmlns:aink="http://schemas.microsoft.com/office/drawing/2016/ink" xmlns:am3d="http://schemas.microsoft.com/office/drawing/2017/model3d" xmlns:o="urn:schemas-microsoft-com:office:office" xmlns:oel="http://schemas.microsoft.com/office/2019/extlst" xmlns:r="http://schemas.openxmlformats.org/officeDocument/2006/relationships" xmlns:m="http://schemas.openxmlformats.org/officeDocument/2006/math" xmlns:v="urn:schemas-microsoft-com:vml" xmlns:wp14="http://schemas.microsoft.com/office/word/2010/wordprocessingDrawing" xmlns:wp="http://schemas.openxmlformats.org/drawingml/2006/wordprocessingDrawing" xmlns:w10="urn:schemas-microsoft-com:office:word" xmlns:w="http://schemas.openxmlformats.org/wordprocessingml/2006/main" xmlns:w14="http://schemas.microsoft.com/office/word/2010/wordml" xmlns:w15="http://schemas.microsoft.com/office/word/2012/wordml" xmlns:w16cex="http://schemas.microsoft.com/office/word/2018/wordml/cex" xmlns:w16cid="http://schemas.microsoft.com/office/word/2016/wordml/cid" xmlns:w16="http://schemas.microsoft.com/office/word/2018/wordml" xmlns:w16du="http://schemas.microsoft.com/office/word/2023/wordml/word16du" xmlns:w16sdtdh="http://schemas.microsoft.com/office/word/2020/wordml/sdtdatahash" xmlns:w16sdtfl="http://schemas.microsoft.com/office/word/2024/wordml/sdtformatlock" xmlns:w16se="http://schemas.microsoft.com/office/word/2015/wordml/symex" xmlns:wpg="http://schemas.microsoft.com/office/word/2010/wordprocessingGroup" xmlns:wpi="http://schemas.microsoft.com/office/word/2010/wordprocessingInk" xmlns:wne="http://schemas.microsoft.com/office/word/2006/wordml" xmlns:wps="http://schemas.microsoft.com/office/word/2010/wordprocessingShape" mc:Ignorable="w14 w15 w16se w16cid w16 w16cex w16sdtdh w16sdtfl w16du wp14">
-  <w:abstractNum w:abstractNumId="0" w15:restartNumberingAfterBreak="0">
-    <w:nsid w:val="0000A990"/>
-    <w:multiLevelType w:val="multilevel"/>
-    <w:tmpl w:val="7F8C8A9E"/>
-    <w:lvl w:ilvl="0">
-      <w:numFmt w:val="bullet"/>
-      <w:lvlText w:val=" "/>
-      <w:lvlJc w:val="left"/>
-      <w:pPr>
-        <w:ind w:left="720" w:hanging="360"/>
-      </w:pPr>
-    </w:lvl>
-    <w:lvl w:ilvl="1">
-      <w:numFmt w:val="bullet"/>
-      <w:lvlText w:val=" "/>
-      <w:lvlJc w:val="left"/>
-      <w:pPr>
-        <w:ind w:left="1440" w:hanging="360"/>
-      </w:pPr>
-    </w:lvl>
-    <w:lvl w:ilvl="2">
-      <w:numFmt w:val="bullet"/>
-      <w:lvlText w:val=" "/>
-      <w:lvlJc w:val="left"/>
-      <w:pPr>
-        <w:ind w:left="2160" w:hanging="360"/>
-      </w:pPr>
-    </w:lvl>
-    <w:lvl w:ilvl="3">
-      <w:numFmt w:val="bullet"/>
-      <w:lvlText w:val=" "/>
-      <w:lvlJc w:val="left"/>
-      <w:pPr>
-        <w:ind w:left="2880" w:hanging="360"/>
-      </w:pPr>
-    </w:lvl>
-    <w:lvl w:ilvl="4">
-      <w:numFmt w:val="bullet"/>
-      <w:lvlText w:val=" "/>
-      <w:lvlJc w:val="left"/>
-      <w:pPr>
-        <w:ind w:left="3600" w:hanging="360"/>
-      </w:pPr>
-    </w:lvl>
-    <w:lvl w:ilvl="5">
-      <w:numFmt w:val="bullet"/>
-      <w:lvlText w:val=" "/>
-      <w:lvlJc w:val="left"/>
-      <w:pPr>
-        <w:ind w:left="4320" w:hanging="360"/>
-      </w:pPr>
-    </w:lvl>
-    <w:lvl w:ilvl="6">
-      <w:numFmt w:val="bullet"/>
-      <w:lvlText w:val=" "/>
-      <w:lvlJc w:val="left"/>
-      <w:pPr>
-        <w:ind w:left="5040" w:hanging="360"/>
-      </w:pPr>
-    </w:lvl>
-    <w:lvl w:ilvl="7">
-      <w:numFmt w:val="bullet"/>
-      <w:lvlText w:val=" "/>
-      <w:lvlJc w:val="left"/>
-      <w:pPr>
-        <w:ind w:left="5760" w:hanging="360"/>
-      </w:pPr>
-    </w:lvl>
-    <w:lvl w:ilvl="8">
-      <w:numFmt w:val="bullet"/>
-      <w:lvlText w:val=" "/>
-      <w:lvlJc w:val="left"/>
-      <w:pPr>
-        <w:ind w:left="6480" w:hanging="360"/>
-      </w:pPr>
-    </w:lvl>
-  </w:abstractNum>
-  <w:abstractNum w:abstractNumId="1" w15:restartNumberingAfterBreak="0">
-    <w:nsid w:val="0000A991"/>
-    <w:multiLevelType w:val="multilevel"/>
-    <w:tmpl w:val="930804A2"/>
-    <w:lvl w:ilvl="0">
-      <w:numFmt w:val="bullet"/>
-      <w:lvlText w:val=""/>
-      <w:lvlJc w:val="left"/>
-      <w:pPr>
-        <w:ind w:left="720" w:hanging="360"/>
-      </w:pPr>
-      <w:rPr>
-        <w:rFonts w:ascii="Symbol" w:hAnsi="Symbol" w:cs="Symbol" w:hint="default"/>
-      </w:rPr>
-    </w:lvl>
-    <w:lvl w:ilvl="1">
-      <w:numFmt w:val="bullet"/>
-      <w:lvlText w:val="o"/>
-      <w:lvlJc w:val="left"/>
-      <w:pPr>
-        <w:ind w:left="1440" w:hanging="360"/>
-      </w:pPr>
-      <w:rPr>
-        <w:rFonts w:ascii="Courier New" w:hAnsi="Courier New" w:cs="Courier New" w:hint="default"/>
-      </w:rPr>
-    </w:lvl>
-    <w:lvl w:ilvl="2">
-      <w:numFmt w:val="bullet"/>
-      <w:lvlText w:val=""/>
-      <w:lvlJc w:val="left"/>
-      <w:pPr>
-        <w:ind w:left="2160" w:hanging="360"/>
-      </w:pPr>
-      <w:rPr>
-        <w:rFonts w:ascii="Wingdings" w:hAnsi="Wingdings" w:cs="Wingdings" w:hint="default"/>
-      </w:rPr>
-    </w:lvl>
-    <w:lvl w:ilvl="3">
-      <w:numFmt w:val="bullet"/>
-      <w:lvlText w:val=""/>
-      <w:lvlJc w:val="left"/>
-      <w:pPr>
-        <w:ind w:left="2880" w:hanging="360"/>
-      </w:pPr>
-      <w:rPr>
-        <w:rFonts w:ascii="Symbol" w:hAnsi="Symbol" w:cs="Symbol" w:hint="default"/>
-      </w:rPr>
-    </w:lvl>
-    <w:lvl w:ilvl="4">
-      <w:numFmt w:val="bullet"/>
-      <w:lvlText w:val="o"/>
-      <w:lvlJc w:val="left"/>
-      <w:pPr>
-        <w:ind w:left="3600" w:hanging="360"/>
-      </w:pPr>
-      <w:rPr>
-        <w:rFonts w:ascii="Courier New" w:hAnsi="Courier New" w:cs="Courier New" w:hint="default"/>
-      </w:rPr>
-    </w:lvl>
-    <w:lvl w:ilvl="5">
-      <w:numFmt w:val="bullet"/>
-      <w:lvlText w:val=""/>
-      <w:lvlJc w:val="left"/>
-      <w:pPr>
-        <w:ind w:left="4320" w:hanging="360"/>
-      </w:pPr>
-      <w:rPr>
-        <w:rFonts w:ascii="Wingdings" w:hAnsi="Wingdings" w:cs="Wingdings" w:hint="default"/>
-      </w:rPr>
-    </w:lvl>
-    <w:lvl w:ilvl="6">
-      <w:numFmt w:val="bullet"/>
-      <w:lvlText w:val=""/>
-      <w:lvlJc w:val="left"/>
-      <w:pPr>
-        <w:ind w:left="5040" w:hanging="360"/>
-      </w:pPr>
-      <w:rPr>
-        <w:rFonts w:ascii="Symbol" w:hAnsi="Symbol" w:cs="Symbol" w:hint="default"/>
-      </w:rPr>
-    </w:lvl>
-    <w:lvl w:ilvl="7">
-      <w:numFmt w:val="bullet"/>
-      <w:lvlText w:val="o"/>
-      <w:lvlJc w:val="left"/>
-      <w:pPr>
-        <w:ind w:left="5760" w:hanging="360"/>
-      </w:pPr>
-      <w:rPr>
-        <w:rFonts w:ascii="Courier New" w:hAnsi="Courier New" w:cs="Courier New" w:hint="default"/>
-      </w:rPr>
-    </w:lvl>
-    <w:lvl w:ilvl="8">
-      <w:numFmt w:val="bullet"/>
-      <w:lvlText w:val=""/>
-      <w:lvlJc w:val="left"/>
-      <w:pPr>
-        <w:ind w:left="6480" w:hanging="360"/>
-      </w:pPr>
-      <w:rPr>
-        <w:rFonts w:ascii="Wingdings" w:hAnsi="Wingdings" w:cs="Wingdings" w:hint="default"/>
-      </w:rPr>
-    </w:lvl>
-  </w:abstractNum>
-  <w:abstractNum w:abstractNumId="2" w15:restartNumberingAfterBreak="0">
-    <w:nsid w:val="00A99411"/>
-    <w:multiLevelType w:val="multilevel"/>
-    <w:tmpl w:val="E2985ECE"/>
-    <w:lvl w:ilvl="0">
-      <w:start w:val="1"/>
-      <w:numFmt w:val="decimal"/>
-      <w:lvlText w:val="%1."/>
-      <w:lvlJc w:val="left"/>
-      <w:pPr>
-        <w:ind w:left="720" w:hanging="360"/>
-      </w:pPr>
-    </w:lvl>
-    <w:lvl w:ilvl="1">
-      <w:start w:val="1"/>
-      <w:numFmt w:val="decimal"/>
-      <w:lvlText w:val="%2."/>
-      <w:lvlJc w:val="left"/>
-      <w:pPr>
-        <w:ind w:left="1440" w:hanging="360"/>
-      </w:pPr>
-    </w:lvl>
-    <w:lvl w:ilvl="2">
-      <w:start w:val="1"/>
-      <w:numFmt w:val="decimal"/>
-      <w:lvlText w:val="%3."/>
-      <w:lvlJc w:val="left"/>
-      <w:pPr>
-        <w:ind w:left="2160" w:hanging="360"/>
-      </w:pPr>
-    </w:lvl>
-    <w:lvl w:ilvl="3">
-      <w:start w:val="1"/>
-      <w:numFmt w:val="decimal"/>
-      <w:lvlText w:val="%4."/>
-      <w:lvlJc w:val="left"/>
-      <w:pPr>
-        <w:ind w:left="2880" w:hanging="360"/>
-      </w:pPr>
-    </w:lvl>
-    <w:lvl w:ilvl="4">
-      <w:start w:val="1"/>
-      <w:numFmt w:val="decimal"/>
-      <w:lvlText w:val="%5."/>
-      <w:lvlJc w:val="left"/>
-      <w:pPr>
-        <w:ind w:left="3600" w:hanging="360"/>
-      </w:pPr>
-    </w:lvl>
-    <w:lvl w:ilvl="5">
-      <w:start w:val="1"/>
-      <w:numFmt w:val="decimal"/>
-      <w:lvlText w:val="%6."/>
-      <w:lvlJc w:val="left"/>
-      <w:pPr>
-        <w:ind w:left="4320" w:hanging="360"/>
-      </w:pPr>
-    </w:lvl>
-    <w:lvl w:ilvl="6">
-      <w:start w:val="1"/>
-      <w:numFmt w:val="decimal"/>
-      <w:lvlText w:val="%7."/>
-      <w:lvlJc w:val="left"/>
-      <w:pPr>
-        <w:ind w:left="5040" w:hanging="360"/>
-      </w:pPr>
-    </w:lvl>
-    <w:lvl w:ilvl="7">
-      <w:start w:val="1"/>
-      <w:numFmt w:val="decimal"/>
-      <w:lvlText w:val="%8."/>
-      <w:lvlJc w:val="left"/>
-      <w:pPr>
-        <w:ind w:left="5760" w:hanging="360"/>
-      </w:pPr>
-    </w:lvl>
-    <w:lvl w:ilvl="8">
-      <w:start w:val="1"/>
-      <w:numFmt w:val="decimal"/>
-      <w:lvlText w:val="%9."/>
-      <w:lvlJc w:val="left"/>
-      <w:pPr>
-        <w:ind w:left="6480" w:hanging="360"/>
-      </w:pPr>
-    </w:lvl>
-  </w:abstractNum>
-  <w:abstractNum w:abstractNumId="3" w15:restartNumberingAfterBreak="0">
+<w:numbering xmlns:aink="http://schemas.microsoft.com/office/drawing/2016/ink" xmlns:am3d="http://schemas.microsoft.com/office/drawing/2017/model3d" xmlns:cx="http://schemas.microsoft.com/office/drawing/2014/chartex" xmlns:cx1="http://schemas.microsoft.com/office/drawing/2015/9/8/chartex" xmlns:cx2="http://schemas.microsoft.com/office/drawing/2015/10/21/chartex" xmlns:cx3="http://schemas.microsoft.com/office/drawing/2016/5/9/chartex" xmlns:cx4="http://schemas.microsoft.com/office/drawing/2016/5/10/chartex" xmlns:cx5="http://schemas.microsoft.com/office/drawing/2016/5/11/chartex" xmlns:cx6="http://schemas.microsoft.com/office/drawing/2016/5/12/chartex" xmlns:cx7="http://schemas.microsoft.com/office/drawing/2016/5/13/chartex" xmlns:cx8="http://schemas.microsoft.com/office/drawing/2016/5/14/chartex" xmlns:m="http://schemas.openxmlformats.org/officeDocument/2006/math" xmlns:mc="http://schemas.openxmlformats.org/markup-compatibility/2006" xmlns:o="urn:schemas-microsoft-com:office:office" xmlns:oel="http://schemas.microsoft.com/office/2019/extlst" xmlns:r="http://schemas.openxmlformats.org/officeDocument/2006/relationships" xmlns:v="urn:schemas-microsoft-com:vml" xmlns:w="http://schemas.openxmlformats.org/wordprocessingml/2006/main" xmlns:w10="urn:schemas-microsoft-com:office:word" xmlns:w14="http://schemas.microsoft.com/office/word/2010/wordml" xmlns:w15="http://schemas.microsoft.com/office/word/2012/wordml" xmlns:w16="http://schemas.microsoft.com/office/word/2018/wordml" xmlns:w16cex="http://schemas.microsoft.com/office/word/2018/wordml/cex" xmlns:w16cid="http://schemas.microsoft.com/office/word/2016/wordml/cid" xmlns:w16du="http://schemas.microsoft.com/office/word/2023/wordml/word16du" xmlns:w16sdtdh="http://schemas.microsoft.com/office/word/2020/wordml/sdtdatahash" xmlns:w16sdtfl="http://schemas.microsoft.com/office/word/2024/wordml/sdtformatlock" xmlns:w16se="http://schemas.microsoft.com/office/word/2015/wordml/symex" xmlns:wne="http://schemas.microsoft.com/office/word/2006/wordml" xmlns:wp="http://schemas.openxmlformats.org/drawingml/2006/wordprocessingDrawing" xmlns:wp14="http://schemas.microsoft.com/office/word/2010/wordprocessingDrawing" xmlns:wpc="http://schemas.microsoft.com/office/word/2010/wordprocessingCanvas" xmlns:wpg="http://schemas.microsoft.com/office/word/2010/wordprocessingGroup" xmlns:wpi="http://schemas.microsoft.com/office/word/2010/wordprocessingInk" xmlns:wps="http://schemas.microsoft.com/office/word/2010/wordprocessingShape" mc:Ignorable="w14 w15 w16se w16cid w16 w16cex w16sdtdh w16sdtfl w16du wp14">
+  <w:abstractNum w15:restartNumberingAfterBreak="0" w:abstractNumId="0">
     <w:nsid w:val="5BCE4232"/>
     <w:multiLevelType w:val="hybridMultilevel"/>
     <w:tmpl w:val="622EFD06"/>
@@ -811,7 +742,7 @@
       <w:lvlText w:val=""/>
       <w:lvlJc w:val="left"/>
       <w:pPr>
-        <w:ind w:left="720" w:hanging="360"/>
+        <w:ind w:hanging="360" w:left="720"/>
       </w:pPr>
       <w:rPr>
         <w:rFonts w:ascii="Symbol" w:hAnsi="Symbol" w:hint="default"/>
@@ -823,10 +754,10 @@
       <w:lvlText w:val="o"/>
       <w:lvlJc w:val="left"/>
       <w:pPr>
-        <w:ind w:left="1440" w:hanging="360"/>
-      </w:pPr>
-      <w:rPr>
-        <w:rFonts w:ascii="Courier New" w:hAnsi="Courier New" w:cs="Courier New" w:hint="default"/>
+        <w:ind w:hanging="360" w:left="1440"/>
+      </w:pPr>
+      <w:rPr>
+        <w:rFonts w:ascii="Courier New" w:cs="Courier New" w:hAnsi="Courier New" w:hint="default"/>
       </w:rPr>
     </w:lvl>
     <w:lvl w:ilvl="2" w:tplc="0C090005">
@@ -835,99 +766,448 @@
       <w:lvlText w:val=""/>
       <w:lvlJc w:val="left"/>
       <w:pPr>
+        <w:ind w:hanging="360" w:left="2160"/>
+      </w:pPr>
+      <w:rPr>
+        <w:rFonts w:ascii="Wingdings" w:hAnsi="Wingdings" w:hint="default"/>
+      </w:rPr>
+    </w:lvl>
+    <w:lvl w:ilvl="3" w:tentative="1" w:tplc="0C090001">
+      <w:start w:val="1"/>
+      <w:numFmt w:val="bullet"/>
+      <w:lvlText w:val=""/>
+      <w:lvlJc w:val="left"/>
+      <w:pPr>
+        <w:ind w:hanging="360" w:left="2880"/>
+      </w:pPr>
+      <w:rPr>
+        <w:rFonts w:ascii="Symbol" w:hAnsi="Symbol" w:hint="default"/>
+      </w:rPr>
+    </w:lvl>
+    <w:lvl w:ilvl="4" w:tentative="1" w:tplc="0C090003">
+      <w:start w:val="1"/>
+      <w:numFmt w:val="bullet"/>
+      <w:lvlText w:val="o"/>
+      <w:lvlJc w:val="left"/>
+      <w:pPr>
+        <w:ind w:hanging="360" w:left="3600"/>
+      </w:pPr>
+      <w:rPr>
+        <w:rFonts w:ascii="Courier New" w:cs="Courier New" w:hAnsi="Courier New" w:hint="default"/>
+      </w:rPr>
+    </w:lvl>
+    <w:lvl w:ilvl="5" w:tentative="1" w:tplc="0C090005">
+      <w:start w:val="1"/>
+      <w:numFmt w:val="bullet"/>
+      <w:lvlText w:val=""/>
+      <w:lvlJc w:val="left"/>
+      <w:pPr>
+        <w:ind w:hanging="360" w:left="4320"/>
+      </w:pPr>
+      <w:rPr>
+        <w:rFonts w:ascii="Wingdings" w:hAnsi="Wingdings" w:hint="default"/>
+      </w:rPr>
+    </w:lvl>
+    <w:lvl w:ilvl="6" w:tentative="1" w:tplc="0C090001">
+      <w:start w:val="1"/>
+      <w:numFmt w:val="bullet"/>
+      <w:lvlText w:val=""/>
+      <w:lvlJc w:val="left"/>
+      <w:pPr>
+        <w:ind w:hanging="360" w:left="5040"/>
+      </w:pPr>
+      <w:rPr>
+        <w:rFonts w:ascii="Symbol" w:hAnsi="Symbol" w:hint="default"/>
+      </w:rPr>
+    </w:lvl>
+    <w:lvl w:ilvl="7" w:tentative="1" w:tplc="0C090003">
+      <w:start w:val="1"/>
+      <w:numFmt w:val="bullet"/>
+      <w:lvlText w:val="o"/>
+      <w:lvlJc w:val="left"/>
+      <w:pPr>
+        <w:ind w:hanging="360" w:left="5760"/>
+      </w:pPr>
+      <w:rPr>
+        <w:rFonts w:ascii="Courier New" w:cs="Courier New" w:hAnsi="Courier New" w:hint="default"/>
+      </w:rPr>
+    </w:lvl>
+    <w:lvl w:ilvl="8" w:tentative="1" w:tplc="0C090005">
+      <w:start w:val="1"/>
+      <w:numFmt w:val="bullet"/>
+      <w:lvlText w:val=""/>
+      <w:lvlJc w:val="left"/>
+      <w:pPr>
+        <w:ind w:hanging="360" w:left="6480"/>
+      </w:pPr>
+      <w:rPr>
+        <w:rFonts w:ascii="Wingdings" w:hAnsi="Wingdings" w:hint="default"/>
+      </w:rPr>
+    </w:lvl>
+  </w:abstractNum>
+  <w:abstractNum w:abstractNumId="990">
+    <w:nsid w:val="0000A990"/>
+    <w:multiLevelType w:val="multilevel"/>
+    <w:lvl w:ilvl="0">
+      <w:numFmt w:val="bullet"/>
+      <w:lvlText w:val=" "/>
+      <w:lvlJc w:val="left"/>
+      <w:pPr>
+        <w:ind w:left="720" w:hanging="360"/>
+      </w:pPr>
+    </w:lvl>
+    <w:lvl w:ilvl="1">
+      <w:numFmt w:val="bullet"/>
+      <w:lvlText w:val=" "/>
+      <w:lvlJc w:val="left"/>
+      <w:pPr>
+        <w:ind w:left="1440" w:hanging="360"/>
+      </w:pPr>
+    </w:lvl>
+    <w:lvl w:ilvl="2">
+      <w:numFmt w:val="bullet"/>
+      <w:lvlText w:val=" "/>
+      <w:lvlJc w:val="left"/>
+      <w:pPr>
         <w:ind w:left="2160" w:hanging="360"/>
       </w:pPr>
-      <w:rPr>
-        <w:rFonts w:ascii="Wingdings" w:hAnsi="Wingdings" w:hint="default"/>
-      </w:rPr>
-    </w:lvl>
-    <w:lvl w:ilvl="3" w:tplc="0C090001" w:tentative="1">
+    </w:lvl>
+    <w:lvl w:ilvl="3">
+      <w:numFmt w:val="bullet"/>
+      <w:lvlText w:val=" "/>
+      <w:lvlJc w:val="left"/>
+      <w:pPr>
+        <w:ind w:left="2880" w:hanging="360"/>
+      </w:pPr>
+    </w:lvl>
+    <w:lvl w:ilvl="4">
+      <w:numFmt w:val="bullet"/>
+      <w:lvlText w:val=" "/>
+      <w:lvlJc w:val="left"/>
+      <w:pPr>
+        <w:ind w:left="3600" w:hanging="360"/>
+      </w:pPr>
+    </w:lvl>
+    <w:lvl w:ilvl="5">
+      <w:numFmt w:val="bullet"/>
+      <w:lvlText w:val=" "/>
+      <w:lvlJc w:val="left"/>
+      <w:pPr>
+        <w:ind w:left="4320" w:hanging="360"/>
+      </w:pPr>
+    </w:lvl>
+    <w:lvl w:ilvl="6">
+      <w:numFmt w:val="bullet"/>
+      <w:lvlText w:val=" "/>
+      <w:lvlJc w:val="left"/>
+      <w:pPr>
+        <w:ind w:left="5040" w:hanging="360"/>
+      </w:pPr>
+    </w:lvl>
+    <w:lvl w:ilvl="7">
+      <w:numFmt w:val="bullet"/>
+      <w:lvlText w:val=" "/>
+      <w:lvlJc w:val="left"/>
+      <w:pPr>
+        <w:ind w:left="5760" w:hanging="360"/>
+      </w:pPr>
+    </w:lvl>
+    <w:lvl w:ilvl="8">
+      <w:numFmt w:val="bullet"/>
+      <w:lvlText w:val=" "/>
+      <w:lvlJc w:val="left"/>
+      <w:pPr>
+        <w:ind w:left="6480" w:hanging="360"/>
+      </w:pPr>
+    </w:lvl>
+  </w:abstractNum>
+  <w:abstractNum w:abstractNumId="991">
+    <w:nsid w:val="0000A991"/>
+    <w:multiLevelType w:val="multilevel"/>
+    <w:lvl w:ilvl="0">
+      <w:numFmt w:val="bullet"/>
+      <w:lvlText w:val=""/>
+      <w:lvlJc w:val="left"/>
+      <w:pPr>
+        <w:ind w:left="720" w:hanging="360"/>
+      </w:pPr>
+      <w:rPr>
+        <w:rFonts w:ascii="Symbol" w:hAnsi="Symbol" w:cs="Symbol" w:hint="default"/>
+      </w:rPr>
+    </w:lvl>
+    <w:lvl w:ilvl="1">
+      <w:numFmt w:val="bullet"/>
+      <w:lvlText w:val="o"/>
+      <w:lvlJc w:val="left"/>
+      <w:pPr>
+        <w:ind w:left="1440" w:hanging="360"/>
+      </w:pPr>
+      <w:rPr>
+        <w:rFonts w:ascii="Courier New" w:hAnsi="Courier New" w:cs="Courier New" w:hint="default"/>
+      </w:rPr>
+    </w:lvl>
+    <w:lvl w:ilvl="2">
+      <w:numFmt w:val="bullet"/>
+      <w:lvlText w:val=""/>
+      <w:lvlJc w:val="left"/>
+      <w:pPr>
+        <w:ind w:left="2160" w:hanging="360"/>
+      </w:pPr>
+      <w:rPr>
+        <w:rFonts w:ascii="Wingdings" w:hAnsi="Wingdings" w:cs="Wingdings" w:hint="default"/>
+      </w:rPr>
+    </w:lvl>
+    <w:lvl w:ilvl="3">
+      <w:numFmt w:val="bullet"/>
+      <w:lvlText w:val=""/>
+      <w:lvlJc w:val="left"/>
+      <w:pPr>
+        <w:ind w:left="2880" w:hanging="360"/>
+      </w:pPr>
+      <w:rPr>
+        <w:rFonts w:ascii="Symbol" w:hAnsi="Symbol" w:cs="Symbol" w:hint="default"/>
+      </w:rPr>
+    </w:lvl>
+    <w:lvl w:ilvl="4">
+      <w:numFmt w:val="bullet"/>
+      <w:lvlText w:val="o"/>
+      <w:lvlJc w:val="left"/>
+      <w:pPr>
+        <w:ind w:left="3600" w:hanging="360"/>
+      </w:pPr>
+      <w:rPr>
+        <w:rFonts w:ascii="Courier New" w:hAnsi="Courier New" w:cs="Courier New" w:hint="default"/>
+      </w:rPr>
+    </w:lvl>
+    <w:lvl w:ilvl="5">
+      <w:numFmt w:val="bullet"/>
+      <w:lvlText w:val=""/>
+      <w:lvlJc w:val="left"/>
+      <w:pPr>
+        <w:ind w:left="4320" w:hanging="360"/>
+      </w:pPr>
+      <w:rPr>
+        <w:rFonts w:ascii="Wingdings" w:hAnsi="Wingdings" w:cs="Wingdings" w:hint="default"/>
+      </w:rPr>
+    </w:lvl>
+    <w:lvl w:ilvl="6">
+      <w:numFmt w:val="bullet"/>
+      <w:lvlText w:val=""/>
+      <w:lvlJc w:val="left"/>
+      <w:pPr>
+        <w:ind w:left="5040" w:hanging="360"/>
+      </w:pPr>
+      <w:rPr>
+        <w:rFonts w:ascii="Symbol" w:hAnsi="Symbol" w:cs="Symbol" w:hint="default"/>
+      </w:rPr>
+    </w:lvl>
+    <w:lvl w:ilvl="7">
+      <w:numFmt w:val="bullet"/>
+      <w:lvlText w:val="o"/>
+      <w:lvlJc w:val="left"/>
+      <w:pPr>
+        <w:ind w:left="5760" w:hanging="360"/>
+      </w:pPr>
+      <w:rPr>
+        <w:rFonts w:ascii="Courier New" w:hAnsi="Courier New" w:cs="Courier New" w:hint="default"/>
+      </w:rPr>
+    </w:lvl>
+    <w:lvl w:ilvl="8">
+      <w:numFmt w:val="bullet"/>
+      <w:lvlText w:val=""/>
+      <w:lvlJc w:val="left"/>
+      <w:pPr>
+        <w:ind w:left="6480" w:hanging="360"/>
+      </w:pPr>
+      <w:rPr>
+        <w:rFonts w:ascii="Wingdings" w:hAnsi="Wingdings" w:cs="Wingdings" w:hint="default"/>
+      </w:rPr>
+    </w:lvl>
+  </w:abstractNum>
+  <w:abstractNum w:abstractNumId="99411">
+    <w:nsid w:val="00A99411"/>
+    <w:multiLevelType w:val="multilevel"/>
+    <w:lvl w:ilvl="0">
       <w:start w:val="1"/>
-      <w:numFmt w:val="bullet"/>
-      <w:lvlText w:val=""/>
+      <w:numFmt w:val="decimal"/>
+      <w:lvlText w:val="%1."/>
+      <w:lvlJc w:val="left"/>
+      <w:pPr>
+        <w:ind w:left="720" w:hanging="360"/>
+      </w:pPr>
+    </w:lvl>
+    <w:lvl w:ilvl="1">
+      <w:start w:val="1"/>
+      <w:numFmt w:val="decimal"/>
+      <w:lvlText w:val="%2."/>
+      <w:lvlJc w:val="left"/>
+      <w:pPr>
+        <w:ind w:left="1440" w:hanging="360"/>
+      </w:pPr>
+    </w:lvl>
+    <w:lvl w:ilvl="2">
+      <w:start w:val="1"/>
+      <w:numFmt w:val="decimal"/>
+      <w:lvlText w:val="%3."/>
+      <w:lvlJc w:val="left"/>
+      <w:pPr>
+        <w:ind w:left="2160" w:hanging="360"/>
+      </w:pPr>
+    </w:lvl>
+    <w:lvl w:ilvl="3">
+      <w:start w:val="1"/>
+      <w:numFmt w:val="decimal"/>
+      <w:lvlText w:val="%4."/>
       <w:lvlJc w:val="left"/>
       <w:pPr>
         <w:ind w:left="2880" w:hanging="360"/>
       </w:pPr>
-      <w:rPr>
-        <w:rFonts w:ascii="Symbol" w:hAnsi="Symbol" w:hint="default"/>
-      </w:rPr>
-    </w:lvl>
-    <w:lvl w:ilvl="4" w:tplc="0C090003" w:tentative="1">
+    </w:lvl>
+    <w:lvl w:ilvl="4">
       <w:start w:val="1"/>
-      <w:numFmt w:val="bullet"/>
-      <w:lvlText w:val="o"/>
+      <w:numFmt w:val="decimal"/>
+      <w:lvlText w:val="%5."/>
       <w:lvlJc w:val="left"/>
       <w:pPr>
         <w:ind w:left="3600" w:hanging="360"/>
       </w:pPr>
-      <w:rPr>
-        <w:rFonts w:ascii="Courier New" w:hAnsi="Courier New" w:cs="Courier New" w:hint="default"/>
-      </w:rPr>
-    </w:lvl>
-    <w:lvl w:ilvl="5" w:tplc="0C090005" w:tentative="1">
+    </w:lvl>
+    <w:lvl w:ilvl="5">
       <w:start w:val="1"/>
-      <w:numFmt w:val="bullet"/>
-      <w:lvlText w:val=""/>
+      <w:numFmt w:val="decimal"/>
+      <w:lvlText w:val="%6."/>
       <w:lvlJc w:val="left"/>
       <w:pPr>
         <w:ind w:left="4320" w:hanging="360"/>
       </w:pPr>
-      <w:rPr>
-        <w:rFonts w:ascii="Wingdings" w:hAnsi="Wingdings" w:hint="default"/>
-      </w:rPr>
-    </w:lvl>
-    <w:lvl w:ilvl="6" w:tplc="0C090001" w:tentative="1">
+    </w:lvl>
+    <w:lvl w:ilvl="6">
       <w:start w:val="1"/>
-      <w:numFmt w:val="bullet"/>
-      <w:lvlText w:val=""/>
+      <w:numFmt w:val="decimal"/>
+      <w:lvlText w:val="%7."/>
       <w:lvlJc w:val="left"/>
       <w:pPr>
         <w:ind w:left="5040" w:hanging="360"/>
       </w:pPr>
-      <w:rPr>
-        <w:rFonts w:ascii="Symbol" w:hAnsi="Symbol" w:hint="default"/>
-      </w:rPr>
-    </w:lvl>
-    <w:lvl w:ilvl="7" w:tplc="0C090003" w:tentative="1">
+    </w:lvl>
+    <w:lvl w:ilvl="7">
       <w:start w:val="1"/>
-      <w:numFmt w:val="bullet"/>
-      <w:lvlText w:val="o"/>
+      <w:numFmt w:val="decimal"/>
+      <w:lvlText w:val="%8."/>
       <w:lvlJc w:val="left"/>
       <w:pPr>
         <w:ind w:left="5760" w:hanging="360"/>
       </w:pPr>
-      <w:rPr>
-        <w:rFonts w:ascii="Courier New" w:hAnsi="Courier New" w:cs="Courier New" w:hint="default"/>
-      </w:rPr>
-    </w:lvl>
-    <w:lvl w:ilvl="8" w:tplc="0C090005" w:tentative="1">
+    </w:lvl>
+    <w:lvl w:ilvl="8">
       <w:start w:val="1"/>
-      <w:numFmt w:val="bullet"/>
-      <w:lvlText w:val=""/>
+      <w:numFmt w:val="decimal"/>
+      <w:lvlText w:val="%9."/>
       <w:lvlJc w:val="left"/>
       <w:pPr>
         <w:ind w:left="6480" w:hanging="360"/>
       </w:pPr>
-      <w:rPr>
-        <w:rFonts w:ascii="Wingdings" w:hAnsi="Wingdings" w:hint="default"/>
-      </w:rPr>
     </w:lvl>
   </w:abstractNum>
-  <w:num w:numId="1" w16cid:durableId="1603538387">
-    <w:abstractNumId w:val="3"/>
-  </w:num>
-  <w:num w:numId="2" w16cid:durableId="1126661391">
+  <w:abstractNum w:abstractNumId="994110">
+    <w:nsid w:val="0A994110"/>
+    <w:multiLevelType w:val="multilevel"/>
+    <w:lvl w:ilvl="0">
+      <w:start w:val="10"/>
+      <w:numFmt w:val="decimal"/>
+      <w:lvlText w:val="%1."/>
+      <w:lvlJc w:val="left"/>
+      <w:pPr>
+        <w:ind w:left="720" w:hanging="360"/>
+      </w:pPr>
+    </w:lvl>
+    <w:lvl w:ilvl="1">
+      <w:start w:val="10"/>
+      <w:numFmt w:val="decimal"/>
+      <w:lvlText w:val="%2."/>
+      <w:lvlJc w:val="left"/>
+      <w:pPr>
+        <w:ind w:left="1440" w:hanging="360"/>
+      </w:pPr>
+    </w:lvl>
+    <w:lvl w:ilvl="2">
+      <w:start w:val="10"/>
+      <w:numFmt w:val="decimal"/>
+      <w:lvlText w:val="%3."/>
+      <w:lvlJc w:val="left"/>
+      <w:pPr>
+        <w:ind w:left="2160" w:hanging="360"/>
+      </w:pPr>
+    </w:lvl>
+    <w:lvl w:ilvl="3">
+      <w:start w:val="10"/>
+      <w:numFmt w:val="decimal"/>
+      <w:lvlText w:val="%4."/>
+      <w:lvlJc w:val="left"/>
+      <w:pPr>
+        <w:ind w:left="2880" w:hanging="360"/>
+      </w:pPr>
+    </w:lvl>
+    <w:lvl w:ilvl="4">
+      <w:start w:val="10"/>
+      <w:numFmt w:val="decimal"/>
+      <w:lvlText w:val="%5."/>
+      <w:lvlJc w:val="left"/>
+      <w:pPr>
+        <w:ind w:left="3600" w:hanging="360"/>
+      </w:pPr>
+    </w:lvl>
+    <w:lvl w:ilvl="5">
+      <w:start w:val="10"/>
+      <w:numFmt w:val="decimal"/>
+      <w:lvlText w:val="%6."/>
+      <w:lvlJc w:val="left"/>
+      <w:pPr>
+        <w:ind w:left="4320" w:hanging="360"/>
+      </w:pPr>
+    </w:lvl>
+    <w:lvl w:ilvl="6">
+      <w:start w:val="10"/>
+      <w:numFmt w:val="decimal"/>
+      <w:lvlText w:val="%7."/>
+      <w:lvlJc w:val="left"/>
+      <w:pPr>
+        <w:ind w:left="5040" w:hanging="360"/>
+      </w:pPr>
+    </w:lvl>
+    <w:lvl w:ilvl="7">
+      <w:start w:val="10"/>
+      <w:numFmt w:val="decimal"/>
+      <w:lvlText w:val="%8."/>
+      <w:lvlJc w:val="left"/>
+      <w:pPr>
+        <w:ind w:left="5760" w:hanging="360"/>
+      </w:pPr>
+    </w:lvl>
+    <w:lvl w:ilvl="8">
+      <w:start w:val="10"/>
+      <w:numFmt w:val="decimal"/>
+      <w:lvlText w:val="%9."/>
+      <w:lvlJc w:val="left"/>
+      <w:pPr>
+        <w:ind w:left="6480" w:hanging="360"/>
+      </w:pPr>
+    </w:lvl>
+  </w:abstractNum>
+  <w:num w16cid:durableId="1603538387" w:numId="1">
     <w:abstractNumId w:val="0"/>
   </w:num>
-  <w:num w:numId="3" w16cid:durableId="1927497759">
-    <w:abstractNumId w:val="1"/>
+  <w:num w:numId="1000">
+    <w:abstractNumId w:val="990"/>
   </w:num>
-  <w:num w:numId="4" w16cid:durableId="268902350">
-    <w:abstractNumId w:val="1"/>
+  <w:num w:numId="1001">
+    <w:abstractNumId w:val="991"/>
   </w:num>
-  <w:num w:numId="5" w16cid:durableId="357050230">
-    <w:abstractNumId w:val="2"/>
+  <w:num w:numId="1002">
+    <w:abstractNumId w:val="991"/>
+  </w:num>
+  <w:num w:numId="1003">
+    <w:abstractNumId w:val="99411"/>
     <w:lvlOverride w:ilvl="0">
       <w:startOverride w:val="1"/>
     </w:lvlOverride>
@@ -956,18 +1236,48 @@
       <w:startOverride w:val="1"/>
     </w:lvlOverride>
   </w:num>
+  <w:num w:numId="1004">
+    <w:abstractNumId w:val="994110"/>
+    <w:lvlOverride w:ilvl="0">
+      <w:startOverride w:val="10"/>
+    </w:lvlOverride>
+    <w:lvlOverride w:ilvl="1">
+      <w:startOverride w:val="10"/>
+    </w:lvlOverride>
+    <w:lvlOverride w:ilvl="2">
+      <w:startOverride w:val="10"/>
+    </w:lvlOverride>
+    <w:lvlOverride w:ilvl="3">
+      <w:startOverride w:val="10"/>
+    </w:lvlOverride>
+    <w:lvlOverride w:ilvl="4">
+      <w:startOverride w:val="10"/>
+    </w:lvlOverride>
+    <w:lvlOverride w:ilvl="5">
+      <w:startOverride w:val="10"/>
+    </w:lvlOverride>
+    <w:lvlOverride w:ilvl="6">
+      <w:startOverride w:val="10"/>
+    </w:lvlOverride>
+    <w:lvlOverride w:ilvl="7">
+      <w:startOverride w:val="10"/>
+    </w:lvlOverride>
+    <w:lvlOverride w:ilvl="8">
+      <w:startOverride w:val="10"/>
+    </w:lvlOverride>
+  </w:num>
 </w:numbering>
 </file>
 
 <file path=word/styles.xml><?xml version="1.0" encoding="utf-8"?>
-<w:styles xmlns:mc="http://schemas.openxmlformats.org/markup-compatibility/2006" xmlns:r="http://schemas.openxmlformats.org/officeDocument/2006/relationships" xmlns:w="http://schemas.openxmlformats.org/wordprocessingml/2006/main" xmlns:w14="http://schemas.microsoft.com/office/word/2010/wordml" xmlns:w15="http://schemas.microsoft.com/office/word/2012/wordml" xmlns:w16cex="http://schemas.microsoft.com/office/word/2018/wordml/cex" xmlns:w16cid="http://schemas.microsoft.com/office/word/2016/wordml/cid" xmlns:w16="http://schemas.microsoft.com/office/word/2018/wordml" xmlns:w16du="http://schemas.microsoft.com/office/word/2023/wordml/word16du" xmlns:w16sdtdh="http://schemas.microsoft.com/office/word/2020/wordml/sdtdatahash" xmlns:w16sdtfl="http://schemas.microsoft.com/office/word/2024/wordml/sdtformatlock" xmlns:w16se="http://schemas.microsoft.com/office/word/2015/wordml/symex" mc:Ignorable="w14 w15 w16se w16cid w16 w16cex w16sdtdh w16sdtfl w16du">
+<w:styles xmlns:mc="http://schemas.openxmlformats.org/markup-compatibility/2006" xmlns:r="http://schemas.openxmlformats.org/officeDocument/2006/relationships" xmlns:w="http://schemas.openxmlformats.org/wordprocessingml/2006/main" xmlns:w14="http://schemas.microsoft.com/office/word/2010/wordml" xmlns:w15="http://schemas.microsoft.com/office/word/2012/wordml" xmlns:w16="http://schemas.microsoft.com/office/word/2018/wordml" xmlns:w16cex="http://schemas.microsoft.com/office/word/2018/wordml/cex" xmlns:w16cid="http://schemas.microsoft.com/office/word/2016/wordml/cid" xmlns:w16du="http://schemas.microsoft.com/office/word/2023/wordml/word16du" xmlns:w16sdtdh="http://schemas.microsoft.com/office/word/2020/wordml/sdtdatahash" xmlns:w16sdtfl="http://schemas.microsoft.com/office/word/2024/wordml/sdtformatlock" xmlns:w16se="http://schemas.microsoft.com/office/word/2015/wordml/symex" mc:Ignorable="w14 w15 w16se w16cid w16 w16cex w16sdtdh w16sdtfl w16du">
   <w:docDefaults>
     <w:rPrDefault>
       <w:rPr>
-        <w:rFonts w:asciiTheme="minorHAnsi" w:eastAsiaTheme="minorHAnsi" w:hAnsiTheme="minorHAnsi" w:cstheme="minorBidi"/>
+        <w:rFonts w:asciiTheme="minorHAnsi" w:cstheme="minorBidi" w:eastAsiaTheme="minorHAnsi" w:hAnsiTheme="minorHAnsi"/>
         <w:sz w:val="22"/>
         <w:szCs w:val="22"/>
-        <w:lang w:val="en-AU" w:eastAsia="en-US" w:bidi="ar-SA"/>
+        <w:lang w:bidi="ar-SA" w:eastAsia="en-US" w:val="en-AU"/>
       </w:rPr>
     </w:rPrDefault>
     <w:pPrDefault>
@@ -976,17 +1286,17 @@
       </w:pPr>
     </w:pPrDefault>
   </w:docDefaults>
-  <w:latentStyles w:defLockedState="0" w:defUIPriority="99" w:defSemiHidden="0" w:defUnhideWhenUsed="0" w:defQFormat="0" w:count="376">
-    <w:lsdException w:name="Normal" w:uiPriority="0" w:qFormat="1"/>
-    <w:lsdException w:name="heading 1" w:uiPriority="9" w:qFormat="1"/>
-    <w:lsdException w:name="heading 2" w:semiHidden="1" w:uiPriority="9" w:unhideWhenUsed="1" w:qFormat="1"/>
-    <w:lsdException w:name="heading 3" w:semiHidden="1" w:uiPriority="9" w:unhideWhenUsed="1" w:qFormat="1"/>
-    <w:lsdException w:name="heading 4" w:semiHidden="1" w:uiPriority="9" w:unhideWhenUsed="1" w:qFormat="1"/>
-    <w:lsdException w:name="heading 5" w:semiHidden="1" w:uiPriority="9" w:unhideWhenUsed="1" w:qFormat="1"/>
-    <w:lsdException w:name="heading 6" w:semiHidden="1" w:uiPriority="9" w:unhideWhenUsed="1" w:qFormat="1"/>
-    <w:lsdException w:name="heading 7" w:semiHidden="1" w:uiPriority="9" w:unhideWhenUsed="1" w:qFormat="1"/>
-    <w:lsdException w:name="heading 8" w:semiHidden="1" w:uiPriority="9" w:unhideWhenUsed="1" w:qFormat="1"/>
-    <w:lsdException w:name="heading 9" w:semiHidden="1" w:uiPriority="9" w:unhideWhenUsed="1" w:qFormat="1"/>
+  <w:latentStyles w:count="376" w:defLockedState="0" w:defQFormat="0" w:defSemiHidden="0" w:defUIPriority="99" w:defUnhideWhenUsed="0">
+    <w:lsdException w:name="Normal" w:qFormat="1" w:uiPriority="0"/>
+    <w:lsdException w:name="heading 1" w:qFormat="1" w:uiPriority="9"/>
+    <w:lsdException w:name="heading 2" w:qFormat="1" w:semiHidden="1" w:uiPriority="9" w:unhideWhenUsed="1"/>
+    <w:lsdException w:name="heading 3" w:qFormat="1" w:semiHidden="1" w:uiPriority="9" w:unhideWhenUsed="1"/>
+    <w:lsdException w:name="heading 4" w:qFormat="1" w:semiHidden="1" w:uiPriority="9" w:unhideWhenUsed="1"/>
+    <w:lsdException w:name="heading 5" w:qFormat="1" w:semiHidden="1" w:uiPriority="9" w:unhideWhenUsed="1"/>
+    <w:lsdException w:name="heading 6" w:qFormat="1" w:semiHidden="1" w:uiPriority="9" w:unhideWhenUsed="1"/>
+    <w:lsdException w:name="heading 7" w:qFormat="1" w:semiHidden="1" w:uiPriority="9" w:unhideWhenUsed="1"/>
+    <w:lsdException w:name="heading 8" w:qFormat="1" w:semiHidden="1" w:uiPriority="9" w:unhideWhenUsed="1"/>
+    <w:lsdException w:name="heading 9" w:qFormat="1" w:semiHidden="1" w:uiPriority="9" w:unhideWhenUsed="1"/>
     <w:lsdException w:name="index 1" w:semiHidden="1" w:unhideWhenUsed="1"/>
     <w:lsdException w:name="index 2" w:semiHidden="1" w:unhideWhenUsed="1"/>
     <w:lsdException w:name="index 3" w:semiHidden="1" w:unhideWhenUsed="1"/>
@@ -1011,7 +1321,7 @@
     <w:lsdException w:name="header" w:semiHidden="1" w:unhideWhenUsed="1"/>
     <w:lsdException w:name="footer" w:semiHidden="1" w:unhideWhenUsed="1"/>
     <w:lsdException w:name="index heading" w:semiHidden="1" w:unhideWhenUsed="1"/>
-    <w:lsdException w:name="caption" w:semiHidden="1" w:uiPriority="35" w:unhideWhenUsed="1" w:qFormat="1"/>
+    <w:lsdException w:name="caption" w:qFormat="1" w:semiHidden="1" w:uiPriority="35" w:unhideWhenUsed="1"/>
     <w:lsdException w:name="table of figures" w:semiHidden="1" w:unhideWhenUsed="1"/>
     <w:lsdException w:name="envelope address" w:semiHidden="1" w:unhideWhenUsed="1"/>
     <w:lsdException w:name="envelope return" w:semiHidden="1" w:unhideWhenUsed="1"/>
@@ -1039,7 +1349,7 @@
     <w:lsdException w:name="List Number 3" w:semiHidden="1" w:unhideWhenUsed="1"/>
     <w:lsdException w:name="List Number 4" w:semiHidden="1" w:unhideWhenUsed="1"/>
     <w:lsdException w:name="List Number 5" w:semiHidden="1" w:unhideWhenUsed="1"/>
-    <w:lsdException w:name="Title" w:uiPriority="10" w:qFormat="1"/>
+    <w:lsdException w:name="Title" w:qFormat="1" w:uiPriority="10"/>
     <w:lsdException w:name="Closing" w:semiHidden="1" w:unhideWhenUsed="1"/>
     <w:lsdException w:name="Signature" w:semiHidden="1" w:unhideWhenUsed="1"/>
     <w:lsdException w:name="Default Paragraph Font" w:semiHidden="1" w:uiPriority="1" w:unhideWhenUsed="1"/>
@@ -1051,7 +1361,7 @@
     <w:lsdException w:name="List Continue 4" w:semiHidden="1" w:unhideWhenUsed="1"/>
     <w:lsdException w:name="List Continue 5" w:semiHidden="1" w:unhideWhenUsed="1"/>
     <w:lsdException w:name="Message Header" w:semiHidden="1" w:unhideWhenUsed="1"/>
-    <w:lsdException w:name="Subtitle" w:uiPriority="11" w:qFormat="1"/>
+    <w:lsdException w:name="Subtitle" w:qFormat="1" w:uiPriority="11"/>
     <w:lsdException w:name="Salutation" w:semiHidden="1" w:unhideWhenUsed="1"/>
     <w:lsdException w:name="Date" w:semiHidden="1" w:unhideWhenUsed="1"/>
     <w:lsdException w:name="Body Text First Indent" w:semiHidden="1" w:unhideWhenUsed="1"/>
@@ -1064,8 +1374,8 @@
     <w:lsdException w:name="Block Text" w:semiHidden="1" w:unhideWhenUsed="1"/>
     <w:lsdException w:name="Hyperlink" w:semiHidden="1" w:unhideWhenUsed="1"/>
     <w:lsdException w:name="FollowedHyperlink" w:semiHidden="1" w:unhideWhenUsed="1"/>
-    <w:lsdException w:name="Strong" w:uiPriority="22" w:qFormat="1"/>
-    <w:lsdException w:name="Emphasis" w:uiPriority="20" w:qFormat="1"/>
+    <w:lsdException w:name="Strong" w:qFormat="1" w:uiPriority="22"/>
+    <w:lsdException w:name="Emphasis" w:qFormat="1" w:uiPriority="20"/>
     <w:lsdException w:name="Document Map" w:semiHidden="1" w:unhideWhenUsed="1"/>
     <w:lsdException w:name="Plain Text" w:semiHidden="1" w:unhideWhenUsed="1"/>
     <w:lsdException w:name="E-mail Signature" w:semiHidden="1" w:unhideWhenUsed="1"/>
@@ -1134,7 +1444,7 @@
     <w:lsdException w:name="Table Grid" w:uiPriority="59"/>
     <w:lsdException w:name="Table Theme" w:semiHidden="1" w:unhideWhenUsed="1"/>
     <w:lsdException w:name="Placeholder Text" w:semiHidden="1"/>
-    <w:lsdException w:name="No Spacing" w:uiPriority="1" w:qFormat="1"/>
+    <w:lsdException w:name="No Spacing" w:qFormat="1" w:uiPriority="1"/>
     <w:lsdException w:name="Light Shading" w:uiPriority="60"/>
     <w:lsdException w:name="Light List" w:uiPriority="61"/>
     <w:lsdException w:name="Light Grid" w:uiPriority="62"/>
@@ -1156,9 +1466,9 @@
     <w:lsdException w:name="Medium Shading 2 Accent 1" w:uiPriority="64"/>
     <w:lsdException w:name="Medium List 1 Accent 1" w:uiPriority="65"/>
     <w:lsdException w:name="Revision" w:semiHidden="1"/>
-    <w:lsdException w:name="List Paragraph" w:uiPriority="34" w:qFormat="1"/>
-    <w:lsdException w:name="Quote" w:uiPriority="29" w:qFormat="1"/>
-    <w:lsdException w:name="Intense Quote" w:uiPriority="30" w:qFormat="1"/>
+    <w:lsdException w:name="List Paragraph" w:qFormat="1" w:uiPriority="34"/>
+    <w:lsdException w:name="Quote" w:qFormat="1" w:uiPriority="29"/>
+    <w:lsdException w:name="Intense Quote" w:qFormat="1" w:uiPriority="30"/>
     <w:lsdException w:name="Medium List 2 Accent 1" w:uiPriority="66"/>
     <w:lsdException w:name="Medium Grid 1 Accent 1" w:uiPriority="67"/>
     <w:lsdException w:name="Medium Grid 2 Accent 1" w:uiPriority="68"/>
@@ -1237,13 +1547,13 @@
     <w:lsdException w:name="Colorful Shading Accent 6" w:uiPriority="71"/>
     <w:lsdException w:name="Colorful List Accent 6" w:uiPriority="72"/>
     <w:lsdException w:name="Colorful Grid Accent 6" w:uiPriority="73"/>
-    <w:lsdException w:name="Subtle Emphasis" w:uiPriority="19" w:qFormat="1"/>
-    <w:lsdException w:name="Intense Emphasis" w:uiPriority="21" w:qFormat="1"/>
-    <w:lsdException w:name="Subtle Reference" w:uiPriority="31" w:qFormat="1"/>
-    <w:lsdException w:name="Intense Reference" w:uiPriority="32" w:qFormat="1"/>
-    <w:lsdException w:name="Book Title" w:uiPriority="33" w:qFormat="1"/>
+    <w:lsdException w:name="Subtle Emphasis" w:qFormat="1" w:uiPriority="19"/>
+    <w:lsdException w:name="Intense Emphasis" w:qFormat="1" w:uiPriority="21"/>
+    <w:lsdException w:name="Subtle Reference" w:qFormat="1" w:uiPriority="31"/>
+    <w:lsdException w:name="Intense Reference" w:qFormat="1" w:uiPriority="32"/>
+    <w:lsdException w:name="Book Title" w:qFormat="1" w:uiPriority="33"/>
     <w:lsdException w:name="Bibliography" w:semiHidden="1" w:uiPriority="37" w:unhideWhenUsed="1"/>
-    <w:lsdException w:name="TOC Heading" w:semiHidden="1" w:uiPriority="39" w:unhideWhenUsed="1" w:qFormat="1"/>
+    <w:lsdException w:name="TOC Heading" w:qFormat="1" w:semiHidden="1" w:uiPriority="39" w:unhideWhenUsed="1"/>
     <w:lsdException w:name="Plain Table 1" w:uiPriority="41"/>
     <w:lsdException w:name="Plain Table 2" w:uiPriority="42"/>
     <w:lsdException w:name="Plain Table 3" w:uiPriority="43"/>
@@ -1354,11 +1664,15 @@
     <w:lsdException w:name="Unresolved Mention" w:semiHidden="1" w:unhideWhenUsed="1"/>
     <w:lsdException w:name="Smart Link" w:semiHidden="1" w:unhideWhenUsed="1"/>
   </w:latentStyles>
-  <w:style w:type="paragraph" w:default="1" w:styleId="Normal">
+  <w:style w:default="1" w:styleId="Normal" w:type="paragraph">
     <w:name w:val="Normal"/>
     <w:qFormat/>
-  </w:style>
-  <w:style w:type="paragraph" w:styleId="Heading1">
+    <w:rsid w:val="0033722B"/>
+    <w:rPr>
+      <w:sz w:val="28"/>
+    </w:rPr>
+  </w:style>
+  <w:style w:styleId="Heading1" w:type="paragraph">
     <w:name w:val="heading 1"/>
     <w:basedOn w:val="Normal"/>
     <w:next w:val="Normal"/>
@@ -1370,21 +1684,21 @@
       <w:keepNext/>
       <w:keepLines/>
       <w:pBdr>
-        <w:bottom w:val="single" w:sz="4" w:space="1" w:color="auto"/>
+        <w:bottom w:color="auto" w:space="1" w:sz="4" w:val="single"/>
       </w:pBdr>
-      <w:spacing w:before="240" w:after="240"/>
+      <w:spacing w:after="240" w:before="240"/>
       <w:outlineLvl w:val="0"/>
     </w:pPr>
     <w:rPr>
-      <w:rFonts w:eastAsiaTheme="majorEastAsia" w:cstheme="minorHAnsi"/>
+      <w:rFonts w:cstheme="minorHAnsi" w:eastAsiaTheme="majorEastAsia"/>
       <w:b/>
       <w:bCs/>
-      <w:color w:val="365F91" w:themeColor="accent1" w:themeShade="BF"/>
+      <w:color w:themeColor="accent1" w:themeShade="BF" w:val="365F91"/>
       <w:sz w:val="40"/>
       <w:szCs w:val="40"/>
     </w:rPr>
   </w:style>
-  <w:style w:type="paragraph" w:styleId="Heading2">
+  <w:style w:styleId="Heading2" w:type="paragraph">
     <w:name w:val="heading 2"/>
     <w:basedOn w:val="Normal"/>
     <w:next w:val="Normal"/>
@@ -1396,46 +1710,90 @@
     <w:pPr>
       <w:keepNext/>
       <w:keepLines/>
-      <w:spacing w:before="240" w:after="120"/>
+      <w:spacing w:after="120" w:before="240"/>
       <w:outlineLvl w:val="1"/>
     </w:pPr>
     <w:rPr>
-      <w:rFonts w:eastAsiaTheme="majorEastAsia" w:cstheme="minorHAnsi"/>
+      <w:rFonts w:cstheme="minorHAnsi" w:eastAsiaTheme="majorEastAsia"/>
       <w:b/>
       <w:bCs/>
-      <w:color w:val="4F81BD" w:themeColor="accent1"/>
+      <w:color w:themeColor="accent1" w:val="4F81BD"/>
       <w:sz w:val="36"/>
       <w:szCs w:val="36"/>
     </w:rPr>
   </w:style>
-  <w:style w:type="character" w:default="1" w:styleId="DefaultParagraphFont">
+  <w:style w:styleId="Heading3" w:type="paragraph">
+    <w:name w:val="heading 3"/>
+    <w:basedOn w:val="Normal"/>
+    <w:next w:val="Normal"/>
+    <w:link w:val="Heading3Char"/>
+    <w:uiPriority w:val="9"/>
+    <w:unhideWhenUsed/>
+    <w:qFormat/>
+    <w:rsid w:val="005B3D4E"/>
+    <w:pPr>
+      <w:keepNext/>
+      <w:keepLines/>
+      <w:spacing w:after="0" w:before="40"/>
+      <w:outlineLvl w:val="2"/>
+    </w:pPr>
+    <w:rPr>
+      <w:rFonts w:ascii="Arial" w:cstheme="majorBidi" w:eastAsiaTheme="majorEastAsia" w:hAnsi="Arial"/>
+      <w:color w:themeColor="accent1" w:themeShade="7F" w:val="243F60"/>
+      <w:sz w:val="32"/>
+      <w:szCs w:val="24"/>
+    </w:rPr>
+  </w:style>
+  <w:style w:styleId="Heading4" w:type="paragraph">
+    <w:name w:val="heading 4"/>
+    <w:basedOn w:val="Normal"/>
+    <w:next w:val="Normal"/>
+    <w:link w:val="Heading4Char"/>
+    <w:uiPriority w:val="9"/>
+    <w:unhideWhenUsed/>
+    <w:qFormat/>
+    <w:rsid w:val="005B3D4E"/>
+    <w:pPr>
+      <w:keepNext/>
+      <w:keepLines/>
+      <w:spacing w:after="0" w:before="40"/>
+      <w:outlineLvl w:val="3"/>
+    </w:pPr>
+    <w:rPr>
+      <w:rFonts w:asciiTheme="majorHAnsi" w:cstheme="majorBidi" w:eastAsiaTheme="majorEastAsia" w:hAnsiTheme="majorHAnsi"/>
+      <w:i/>
+      <w:iCs/>
+      <w:color w:themeColor="accent1" w:themeShade="BF" w:val="365F91"/>
+    </w:rPr>
+  </w:style>
+  <w:style w:default="1" w:styleId="DefaultParagraphFont" w:type="character">
     <w:name w:val="Default Paragraph Font"/>
     <w:uiPriority w:val="1"/>
     <w:semiHidden/>
     <w:unhideWhenUsed/>
   </w:style>
-  <w:style w:type="table" w:default="1" w:styleId="TableNormal">
+  <w:style w:default="1" w:styleId="TableNormal" w:type="table">
     <w:name w:val="Normal Table"/>
     <w:uiPriority w:val="99"/>
     <w:semiHidden/>
     <w:unhideWhenUsed/>
     <w:tblPr>
-      <w:tblInd w:w="0" w:type="dxa"/>
+      <w:tblInd w:type="dxa" w:w="0"/>
       <w:tblCellMar>
-        <w:top w:w="0" w:type="dxa"/>
-        <w:left w:w="108" w:type="dxa"/>
-        <w:bottom w:w="0" w:type="dxa"/>
-        <w:right w:w="108" w:type="dxa"/>
+        <w:top w:type="dxa" w:w="0"/>
+        <w:left w:type="dxa" w:w="108"/>
+        <w:bottom w:type="dxa" w:w="0"/>
+        <w:right w:type="dxa" w:w="108"/>
       </w:tblCellMar>
     </w:tblPr>
   </w:style>
-  <w:style w:type="numbering" w:default="1" w:styleId="NoList">
+  <w:style w:default="1" w:styleId="NoList" w:type="numbering">
     <w:name w:val="No List"/>
     <w:uiPriority w:val="99"/>
     <w:semiHidden/>
     <w:unhideWhenUsed/>
   </w:style>
-  <w:style w:type="paragraph" w:styleId="Header">
+  <w:style w:styleId="Header" w:type="paragraph">
     <w:name w:val="header"/>
     <w:basedOn w:val="Normal"/>
     <w:link w:val="HeaderChar"/>
@@ -1444,20 +1802,20 @@
     <w:rsid w:val="00E043FD"/>
     <w:pPr>
       <w:tabs>
-        <w:tab w:val="center" w:pos="4513"/>
-        <w:tab w:val="right" w:pos="9026"/>
+        <w:tab w:pos="4513" w:val="center"/>
+        <w:tab w:pos="9026" w:val="right"/>
       </w:tabs>
       <w:spacing w:after="0" w:line="240" w:lineRule="auto"/>
     </w:pPr>
   </w:style>
-  <w:style w:type="character" w:customStyle="1" w:styleId="HeaderChar">
+  <w:style w:customStyle="1" w:styleId="HeaderChar" w:type="character">
     <w:name w:val="Header Char"/>
     <w:basedOn w:val="DefaultParagraphFont"/>
     <w:link w:val="Header"/>
     <w:uiPriority w:val="99"/>
     <w:rsid w:val="00E043FD"/>
   </w:style>
-  <w:style w:type="paragraph" w:styleId="Footer">
+  <w:style w:styleId="Footer" w:type="paragraph">
     <w:name w:val="footer"/>
     <w:basedOn w:val="Normal"/>
     <w:link w:val="FooterChar"/>
@@ -1466,28 +1824,28 @@
     <w:rsid w:val="00E043FD"/>
     <w:pPr>
       <w:tabs>
-        <w:tab w:val="center" w:pos="4513"/>
-        <w:tab w:val="right" w:pos="9026"/>
+        <w:tab w:pos="4513" w:val="center"/>
+        <w:tab w:pos="9026" w:val="right"/>
       </w:tabs>
       <w:spacing w:after="0" w:line="240" w:lineRule="auto"/>
     </w:pPr>
   </w:style>
-  <w:style w:type="character" w:customStyle="1" w:styleId="FooterChar">
+  <w:style w:customStyle="1" w:styleId="FooterChar" w:type="character">
     <w:name w:val="Footer Char"/>
     <w:basedOn w:val="DefaultParagraphFont"/>
     <w:link w:val="Footer"/>
     <w:uiPriority w:val="99"/>
     <w:rsid w:val="00E043FD"/>
   </w:style>
-  <w:style w:type="paragraph" w:customStyle="1" w:styleId="3CBD5A742C28424DA5172AD252E32316">
+  <w:style w:customStyle="1" w:styleId="3CBD5A742C28424DA5172AD252E32316" w:type="paragraph">
     <w:name w:val="3CBD5A742C28424DA5172AD252E32316"/>
     <w:rsid w:val="00E043FD"/>
     <w:rPr>
       <w:rFonts w:eastAsiaTheme="minorEastAsia"/>
-      <w:lang w:val="en-US" w:eastAsia="ja-JP"/>
-    </w:rPr>
-  </w:style>
-  <w:style w:type="paragraph" w:styleId="BalloonText">
+      <w:lang w:eastAsia="ja-JP" w:val="en-US"/>
+    </w:rPr>
+  </w:style>
+  <w:style w:styleId="BalloonText" w:type="paragraph">
     <w:name w:val="Balloon Text"/>
     <w:basedOn w:val="Normal"/>
     <w:link w:val="BalloonTextChar"/>
@@ -1499,12 +1857,12 @@
       <w:spacing w:after="0" w:line="240" w:lineRule="auto"/>
     </w:pPr>
     <w:rPr>
-      <w:rFonts w:ascii="Tahoma" w:hAnsi="Tahoma" w:cs="Tahoma"/>
+      <w:rFonts w:ascii="Tahoma" w:cs="Tahoma" w:hAnsi="Tahoma"/>
       <w:sz w:val="16"/>
       <w:szCs w:val="16"/>
     </w:rPr>
   </w:style>
-  <w:style w:type="character" w:customStyle="1" w:styleId="BalloonTextChar">
+  <w:style w:customStyle="1" w:styleId="BalloonTextChar" w:type="character">
     <w:name w:val="Balloon Text Char"/>
     <w:basedOn w:val="DefaultParagraphFont"/>
     <w:link w:val="BalloonText"/>
@@ -1512,12 +1870,12 @@
     <w:semiHidden/>
     <w:rsid w:val="00E043FD"/>
     <w:rPr>
-      <w:rFonts w:ascii="Tahoma" w:hAnsi="Tahoma" w:cs="Tahoma"/>
+      <w:rFonts w:ascii="Tahoma" w:cs="Tahoma" w:hAnsi="Tahoma"/>
       <w:sz w:val="16"/>
       <w:szCs w:val="16"/>
     </w:rPr>
   </w:style>
-  <w:style w:type="paragraph" w:styleId="Title">
+  <w:style w:styleId="Title" w:type="paragraph">
     <w:name w:val="Title"/>
     <w:basedOn w:val="Normal"/>
     <w:next w:val="Normal"/>
@@ -1527,66 +1885,66 @@
     <w:rsid w:val="00461742"/>
     <w:pPr>
       <w:pBdr>
-        <w:bottom w:val="single" w:sz="8" w:space="4" w:color="4F81BD" w:themeColor="accent1"/>
+        <w:bottom w:color="4F81BD" w:space="4" w:sz="8" w:themeColor="accent1" w:val="single"/>
       </w:pBdr>
       <w:spacing w:after="300" w:line="240" w:lineRule="auto"/>
       <w:contextualSpacing/>
     </w:pPr>
     <w:rPr>
-      <w:rFonts w:asciiTheme="majorHAnsi" w:eastAsiaTheme="majorEastAsia" w:hAnsiTheme="majorHAnsi" w:cstheme="majorBidi"/>
-      <w:color w:val="17365D" w:themeColor="text2" w:themeShade="BF"/>
+      <w:rFonts w:asciiTheme="majorHAnsi" w:cstheme="majorBidi" w:eastAsiaTheme="majorEastAsia" w:hAnsiTheme="majorHAnsi"/>
+      <w:color w:themeColor="text2" w:themeShade="BF" w:val="17365D"/>
       <w:spacing w:val="5"/>
       <w:kern w:val="28"/>
       <w:sz w:val="52"/>
       <w:szCs w:val="52"/>
     </w:rPr>
   </w:style>
-  <w:style w:type="character" w:customStyle="1" w:styleId="TitleChar">
+  <w:style w:customStyle="1" w:styleId="TitleChar" w:type="character">
     <w:name w:val="Title Char"/>
     <w:basedOn w:val="DefaultParagraphFont"/>
     <w:link w:val="Title"/>
     <w:uiPriority w:val="10"/>
     <w:rsid w:val="00461742"/>
     <w:rPr>
-      <w:rFonts w:asciiTheme="majorHAnsi" w:eastAsiaTheme="majorEastAsia" w:hAnsiTheme="majorHAnsi" w:cstheme="majorBidi"/>
-      <w:color w:val="17365D" w:themeColor="text2" w:themeShade="BF"/>
+      <w:rFonts w:asciiTheme="majorHAnsi" w:cstheme="majorBidi" w:eastAsiaTheme="majorEastAsia" w:hAnsiTheme="majorHAnsi"/>
+      <w:color w:themeColor="text2" w:themeShade="BF" w:val="17365D"/>
       <w:spacing w:val="5"/>
       <w:kern w:val="28"/>
       <w:sz w:val="52"/>
       <w:szCs w:val="52"/>
     </w:rPr>
   </w:style>
-  <w:style w:type="character" w:customStyle="1" w:styleId="Heading1Char">
+  <w:style w:customStyle="1" w:styleId="Heading1Char" w:type="character">
     <w:name w:val="Heading 1 Char"/>
     <w:basedOn w:val="DefaultParagraphFont"/>
     <w:link w:val="Heading1"/>
     <w:uiPriority w:val="9"/>
     <w:rsid w:val="00AF6CC8"/>
     <w:rPr>
-      <w:rFonts w:eastAsiaTheme="majorEastAsia" w:cstheme="minorHAnsi"/>
+      <w:rFonts w:cstheme="minorHAnsi" w:eastAsiaTheme="majorEastAsia"/>
       <w:b/>
       <w:bCs/>
-      <w:color w:val="365F91" w:themeColor="accent1" w:themeShade="BF"/>
+      <w:color w:themeColor="accent1" w:themeShade="BF" w:val="365F91"/>
       <w:sz w:val="40"/>
       <w:szCs w:val="40"/>
     </w:rPr>
   </w:style>
-  <w:style w:type="character" w:customStyle="1" w:styleId="Heading2Char">
+  <w:style w:customStyle="1" w:styleId="Heading2Char" w:type="character">
     <w:name w:val="Heading 2 Char"/>
     <w:basedOn w:val="DefaultParagraphFont"/>
     <w:link w:val="Heading2"/>
     <w:uiPriority w:val="9"/>
     <w:rsid w:val="00F14C3E"/>
     <w:rPr>
-      <w:rFonts w:eastAsiaTheme="majorEastAsia" w:cstheme="minorHAnsi"/>
+      <w:rFonts w:cstheme="minorHAnsi" w:eastAsiaTheme="majorEastAsia"/>
       <w:b/>
       <w:bCs/>
-      <w:color w:val="4F81BD" w:themeColor="accent1"/>
+      <w:color w:themeColor="accent1" w:val="4F81BD"/>
       <w:sz w:val="36"/>
       <w:szCs w:val="36"/>
     </w:rPr>
   </w:style>
-  <w:style w:type="paragraph" w:styleId="ListParagraph">
+  <w:style w:styleId="ListParagraph" w:type="paragraph">
     <w:name w:val="List Paragraph"/>
     <w:basedOn w:val="Normal"/>
     <w:uiPriority w:val="34"/>
@@ -1597,234 +1955,304 @@
       <w:contextualSpacing/>
     </w:pPr>
   </w:style>
+  <w:style w:customStyle="1" w:styleId="Heading3Char" w:type="character">
+    <w:name w:val="Heading 3 Char"/>
+    <w:basedOn w:val="DefaultParagraphFont"/>
+    <w:link w:val="Heading3"/>
+    <w:uiPriority w:val="9"/>
+    <w:rsid w:val="005B3D4E"/>
+    <w:rPr>
+      <w:rFonts w:ascii="Arial" w:cstheme="majorBidi" w:eastAsiaTheme="majorEastAsia" w:hAnsi="Arial"/>
+      <w:color w:themeColor="accent1" w:themeShade="7F" w:val="243F60"/>
+      <w:sz w:val="32"/>
+      <w:szCs w:val="24"/>
+    </w:rPr>
+  </w:style>
+  <w:style w:customStyle="1" w:styleId="Heading4Char" w:type="character">
+    <w:name w:val="Heading 4 Char"/>
+    <w:basedOn w:val="DefaultParagraphFont"/>
+    <w:link w:val="Heading4"/>
+    <w:uiPriority w:val="9"/>
+    <w:rsid w:val="005B3D4E"/>
+    <w:rPr>
+      <w:rFonts w:asciiTheme="majorHAnsi" w:cstheme="majorBidi" w:eastAsiaTheme="majorEastAsia" w:hAnsiTheme="majorHAnsi"/>
+      <w:i/>
+      <w:iCs/>
+      <w:color w:themeColor="accent1" w:themeShade="BF" w:val="365F91"/>
+    </w:rPr>
+  </w:style>
+  <w:style w:styleId="NoSpacing" w:type="paragraph">
+    <w:name w:val="No Spacing"/>
+    <w:uiPriority w:val="1"/>
+    <w:qFormat/>
+    <w:rsid w:val="0033722B"/>
+    <w:pPr>
+      <w:spacing w:after="0" w:line="240" w:lineRule="auto"/>
+    </w:pPr>
+    <w:rPr>
+      <w:sz w:val="28"/>
+    </w:rPr>
+  </w:style>
   <w:style w:type="paragraph" w:customStyle="1" w:styleId="SourceCode">
     <w:name w:val="Source Code"/>
     <w:basedOn w:val="Normal"/>
+    <w:link w:val="VerbatimChar"/>
     <w:pPr>
-      <w:shd w:val="clear" w:color="auto" w:fill="F1F3F5"/>
-      <w:wordWrap w:val="0"/>
+      <w:wordWrap w:val="off"/>
+      <w:shd w:val="clear" w:fill="f1f3f5"/>
     </w:pPr>
   </w:style>
   <w:style w:type="character" w:customStyle="1" w:styleId="KeywordTok">
     <w:name w:val="KeywordTok"/>
+    <w:basedOn w:val="VerbatimChar"/>
     <w:rPr>
       <w:b/>
-      <w:color w:val="003B4F"/>
-      <w:shd w:val="clear" w:color="auto" w:fill="F1F3F5"/>
+      <w:color w:val="003b4f"/>
+      <w:shd w:val="clear" w:fill="f1f3f5"/>
     </w:rPr>
   </w:style>
   <w:style w:type="character" w:customStyle="1" w:styleId="DataTypeTok">
     <w:name w:val="DataTypeTok"/>
-    <w:rPr>
-      <w:color w:val="AD0000"/>
-      <w:shd w:val="clear" w:color="auto" w:fill="F1F3F5"/>
+    <w:basedOn w:val="VerbatimChar"/>
+    <w:rPr>
+      <w:color w:val="ad0000"/>
+      <w:shd w:val="clear" w:fill="f1f3f5"/>
     </w:rPr>
   </w:style>
   <w:style w:type="character" w:customStyle="1" w:styleId="DecValTok">
     <w:name w:val="DecValTok"/>
-    <w:rPr>
-      <w:color w:val="AD0000"/>
-      <w:shd w:val="clear" w:color="auto" w:fill="F1F3F5"/>
+    <w:basedOn w:val="VerbatimChar"/>
+    <w:rPr>
+      <w:color w:val="ad0000"/>
+      <w:shd w:val="clear" w:fill="f1f3f5"/>
     </w:rPr>
   </w:style>
   <w:style w:type="character" w:customStyle="1" w:styleId="BaseNTok">
     <w:name w:val="BaseNTok"/>
-    <w:rPr>
-      <w:color w:val="AD0000"/>
-      <w:shd w:val="clear" w:color="auto" w:fill="F1F3F5"/>
+    <w:basedOn w:val="VerbatimChar"/>
+    <w:rPr>
+      <w:color w:val="ad0000"/>
+      <w:shd w:val="clear" w:fill="f1f3f5"/>
     </w:rPr>
   </w:style>
   <w:style w:type="character" w:customStyle="1" w:styleId="FloatTok">
     <w:name w:val="FloatTok"/>
-    <w:rPr>
-      <w:color w:val="AD0000"/>
-      <w:shd w:val="clear" w:color="auto" w:fill="F1F3F5"/>
+    <w:basedOn w:val="VerbatimChar"/>
+    <w:rPr>
+      <w:color w:val="ad0000"/>
+      <w:shd w:val="clear" w:fill="f1f3f5"/>
     </w:rPr>
   </w:style>
   <w:style w:type="character" w:customStyle="1" w:styleId="ConstantTok">
     <w:name w:val="ConstantTok"/>
-    <w:rPr>
-      <w:color w:val="8F5902"/>
-      <w:shd w:val="clear" w:color="auto" w:fill="F1F3F5"/>
+    <w:basedOn w:val="VerbatimChar"/>
+    <w:rPr>
+      <w:color w:val="8f5902"/>
+      <w:shd w:val="clear" w:fill="f1f3f5"/>
     </w:rPr>
   </w:style>
   <w:style w:type="character" w:customStyle="1" w:styleId="CharTok">
     <w:name w:val="CharTok"/>
-    <w:rPr>
-      <w:color w:val="20794D"/>
-      <w:shd w:val="clear" w:color="auto" w:fill="F1F3F5"/>
+    <w:basedOn w:val="VerbatimChar"/>
+    <w:rPr>
+      <w:color w:val="20794d"/>
+      <w:shd w:val="clear" w:fill="f1f3f5"/>
     </w:rPr>
   </w:style>
   <w:style w:type="character" w:customStyle="1" w:styleId="SpecialCharTok">
     <w:name w:val="SpecialCharTok"/>
-    <w:rPr>
-      <w:color w:val="5E5E5E"/>
-      <w:shd w:val="clear" w:color="auto" w:fill="F1F3F5"/>
+    <w:basedOn w:val="VerbatimChar"/>
+    <w:rPr>
+      <w:color w:val="5e5e5e"/>
+      <w:shd w:val="clear" w:fill="f1f3f5"/>
     </w:rPr>
   </w:style>
   <w:style w:type="character" w:customStyle="1" w:styleId="StringTok">
     <w:name w:val="StringTok"/>
-    <w:rPr>
-      <w:color w:val="20794D"/>
-      <w:shd w:val="clear" w:color="auto" w:fill="F1F3F5"/>
+    <w:basedOn w:val="VerbatimChar"/>
+    <w:rPr>
+      <w:color w:val="20794d"/>
+      <w:shd w:val="clear" w:fill="f1f3f5"/>
     </w:rPr>
   </w:style>
   <w:style w:type="character" w:customStyle="1" w:styleId="VerbatimStringTok">
     <w:name w:val="VerbatimStringTok"/>
-    <w:rPr>
-      <w:color w:val="20794D"/>
-      <w:shd w:val="clear" w:color="auto" w:fill="F1F3F5"/>
+    <w:basedOn w:val="VerbatimChar"/>
+    <w:rPr>
+      <w:color w:val="20794d"/>
+      <w:shd w:val="clear" w:fill="f1f3f5"/>
     </w:rPr>
   </w:style>
   <w:style w:type="character" w:customStyle="1" w:styleId="SpecialStringTok">
     <w:name w:val="SpecialStringTok"/>
-    <w:rPr>
-      <w:color w:val="20794D"/>
-      <w:shd w:val="clear" w:color="auto" w:fill="F1F3F5"/>
+    <w:basedOn w:val="VerbatimChar"/>
+    <w:rPr>
+      <w:color w:val="20794d"/>
+      <w:shd w:val="clear" w:fill="f1f3f5"/>
     </w:rPr>
   </w:style>
   <w:style w:type="character" w:customStyle="1" w:styleId="ImportTok">
     <w:name w:val="ImportTok"/>
-    <w:rPr>
-      <w:color w:val="00769E"/>
-      <w:shd w:val="clear" w:color="auto" w:fill="F1F3F5"/>
+    <w:basedOn w:val="VerbatimChar"/>
+    <w:rPr>
+      <w:color w:val="00769e"/>
+      <w:shd w:val="clear" w:fill="f1f3f5"/>
     </w:rPr>
   </w:style>
   <w:style w:type="character" w:customStyle="1" w:styleId="CommentTok">
     <w:name w:val="CommentTok"/>
-    <w:rPr>
-      <w:color w:val="5E5E5E"/>
-      <w:shd w:val="clear" w:color="auto" w:fill="F1F3F5"/>
+    <w:basedOn w:val="VerbatimChar"/>
+    <w:rPr>
+      <w:color w:val="5e5e5e"/>
+      <w:shd w:val="clear" w:fill="f1f3f5"/>
     </w:rPr>
   </w:style>
   <w:style w:type="character" w:customStyle="1" w:styleId="DocumentationTok">
     <w:name w:val="DocumentationTok"/>
+    <w:basedOn w:val="VerbatimChar"/>
     <w:rPr>
       <w:i/>
-      <w:color w:val="5E5E5E"/>
-      <w:shd w:val="clear" w:color="auto" w:fill="F1F3F5"/>
+      <w:color w:val="5e5e5e"/>
+      <w:shd w:val="clear" w:fill="f1f3f5"/>
     </w:rPr>
   </w:style>
   <w:style w:type="character" w:customStyle="1" w:styleId="AnnotationTok">
     <w:name w:val="AnnotationTok"/>
-    <w:rPr>
-      <w:color w:val="5E5E5E"/>
-      <w:shd w:val="clear" w:color="auto" w:fill="F1F3F5"/>
+    <w:basedOn w:val="VerbatimChar"/>
+    <w:rPr>
+      <w:color w:val="5e5e5e"/>
+      <w:shd w:val="clear" w:fill="f1f3f5"/>
     </w:rPr>
   </w:style>
   <w:style w:type="character" w:customStyle="1" w:styleId="CommentVarTok">
     <w:name w:val="CommentVarTok"/>
+    <w:basedOn w:val="VerbatimChar"/>
     <w:rPr>
       <w:i/>
-      <w:color w:val="5E5E5E"/>
-      <w:shd w:val="clear" w:color="auto" w:fill="F1F3F5"/>
+      <w:color w:val="5e5e5e"/>
+      <w:shd w:val="clear" w:fill="f1f3f5"/>
     </w:rPr>
   </w:style>
   <w:style w:type="character" w:customStyle="1" w:styleId="OtherTok">
     <w:name w:val="OtherTok"/>
-    <w:rPr>
-      <w:color w:val="003B4F"/>
-      <w:shd w:val="clear" w:color="auto" w:fill="F1F3F5"/>
+    <w:basedOn w:val="VerbatimChar"/>
+    <w:rPr>
+      <w:color w:val="003b4f"/>
+      <w:shd w:val="clear" w:fill="f1f3f5"/>
     </w:rPr>
   </w:style>
   <w:style w:type="character" w:customStyle="1" w:styleId="FunctionTok">
     <w:name w:val="FunctionTok"/>
-    <w:rPr>
-      <w:color w:val="4758AB"/>
-      <w:shd w:val="clear" w:color="auto" w:fill="F1F3F5"/>
+    <w:basedOn w:val="VerbatimChar"/>
+    <w:rPr>
+      <w:color w:val="4758ab"/>
+      <w:shd w:val="clear" w:fill="f1f3f5"/>
     </w:rPr>
   </w:style>
   <w:style w:type="character" w:customStyle="1" w:styleId="VariableTok">
     <w:name w:val="VariableTok"/>
+    <w:basedOn w:val="VerbatimChar"/>
     <w:rPr>
       <w:color w:val="111111"/>
-      <w:shd w:val="clear" w:color="auto" w:fill="F1F3F5"/>
+      <w:shd w:val="clear" w:fill="f1f3f5"/>
     </w:rPr>
   </w:style>
   <w:style w:type="character" w:customStyle="1" w:styleId="ControlFlowTok">
     <w:name w:val="ControlFlowTok"/>
+    <w:basedOn w:val="VerbatimChar"/>
     <w:rPr>
       <w:b/>
-      <w:color w:val="003B4F"/>
-      <w:shd w:val="clear" w:color="auto" w:fill="F1F3F5"/>
+      <w:color w:val="003b4f"/>
+      <w:shd w:val="clear" w:fill="f1f3f5"/>
     </w:rPr>
   </w:style>
   <w:style w:type="character" w:customStyle="1" w:styleId="OperatorTok">
     <w:name w:val="OperatorTok"/>
-    <w:rPr>
-      <w:color w:val="5E5E5E"/>
-      <w:shd w:val="clear" w:color="auto" w:fill="F1F3F5"/>
+    <w:basedOn w:val="VerbatimChar"/>
+    <w:rPr>
+      <w:color w:val="5e5e5e"/>
+      <w:shd w:val="clear" w:fill="f1f3f5"/>
     </w:rPr>
   </w:style>
   <w:style w:type="character" w:customStyle="1" w:styleId="BuiltInTok">
     <w:name w:val="BuiltInTok"/>
-    <w:rPr>
-      <w:color w:val="003B4F"/>
-      <w:shd w:val="clear" w:color="auto" w:fill="F1F3F5"/>
+    <w:basedOn w:val="VerbatimChar"/>
+    <w:rPr>
+      <w:color w:val="003b4f"/>
+      <w:shd w:val="clear" w:fill="f1f3f5"/>
     </w:rPr>
   </w:style>
   <w:style w:type="character" w:customStyle="1" w:styleId="ExtensionTok">
     <w:name w:val="ExtensionTok"/>
-    <w:rPr>
-      <w:color w:val="003B4F"/>
-      <w:shd w:val="clear" w:color="auto" w:fill="F1F3F5"/>
+    <w:basedOn w:val="VerbatimChar"/>
+    <w:rPr>
+      <w:color w:val="003b4f"/>
+      <w:shd w:val="clear" w:fill="f1f3f5"/>
     </w:rPr>
   </w:style>
   <w:style w:type="character" w:customStyle="1" w:styleId="PreprocessorTok">
     <w:name w:val="PreprocessorTok"/>
-    <w:rPr>
-      <w:color w:val="AD0000"/>
-      <w:shd w:val="clear" w:color="auto" w:fill="F1F3F5"/>
+    <w:basedOn w:val="VerbatimChar"/>
+    <w:rPr>
+      <w:color w:val="ad0000"/>
+      <w:shd w:val="clear" w:fill="f1f3f5"/>
     </w:rPr>
   </w:style>
   <w:style w:type="character" w:customStyle="1" w:styleId="AttributeTok">
     <w:name w:val="AttributeTok"/>
+    <w:basedOn w:val="VerbatimChar"/>
     <w:rPr>
       <w:color w:val="657422"/>
-      <w:shd w:val="clear" w:color="auto" w:fill="F1F3F5"/>
+      <w:shd w:val="clear" w:fill="f1f3f5"/>
     </w:rPr>
   </w:style>
   <w:style w:type="character" w:customStyle="1" w:styleId="RegionMarkerTok">
     <w:name w:val="RegionMarkerTok"/>
-    <w:rPr>
-      <w:color w:val="003B4F"/>
-      <w:shd w:val="clear" w:color="auto" w:fill="F1F3F5"/>
+    <w:basedOn w:val="VerbatimChar"/>
+    <w:rPr>
+      <w:color w:val="003b4f"/>
+      <w:shd w:val="clear" w:fill="f1f3f5"/>
     </w:rPr>
   </w:style>
   <w:style w:type="character" w:customStyle="1" w:styleId="InformationTok">
     <w:name w:val="InformationTok"/>
-    <w:rPr>
-      <w:color w:val="5E5E5E"/>
-      <w:shd w:val="clear" w:color="auto" w:fill="F1F3F5"/>
+    <w:basedOn w:val="VerbatimChar"/>
+    <w:rPr>
+      <w:color w:val="5e5e5e"/>
+      <w:shd w:val="clear" w:fill="f1f3f5"/>
     </w:rPr>
   </w:style>
   <w:style w:type="character" w:customStyle="1" w:styleId="WarningTok">
     <w:name w:val="WarningTok"/>
+    <w:basedOn w:val="VerbatimChar"/>
     <w:rPr>
       <w:i/>
-      <w:color w:val="5E5E5E"/>
-      <w:shd w:val="clear" w:color="auto" w:fill="F1F3F5"/>
+      <w:color w:val="5e5e5e"/>
+      <w:shd w:val="clear" w:fill="f1f3f5"/>
     </w:rPr>
   </w:style>
   <w:style w:type="character" w:customStyle="1" w:styleId="AlertTok">
     <w:name w:val="AlertTok"/>
-    <w:rPr>
-      <w:color w:val="AD0000"/>
-      <w:shd w:val="clear" w:color="auto" w:fill="F1F3F5"/>
+    <w:basedOn w:val="VerbatimChar"/>
+    <w:rPr>
+      <w:color w:val="ad0000"/>
+      <w:shd w:val="clear" w:fill="f1f3f5"/>
     </w:rPr>
   </w:style>
   <w:style w:type="character" w:customStyle="1" w:styleId="ErrorTok">
     <w:name w:val="ErrorTok"/>
-    <w:rPr>
-      <w:color w:val="AD0000"/>
-      <w:shd w:val="clear" w:color="auto" w:fill="F1F3F5"/>
+    <w:basedOn w:val="VerbatimChar"/>
+    <w:rPr>
+      <w:color w:val="ad0000"/>
+      <w:shd w:val="clear" w:fill="f1f3f5"/>
     </w:rPr>
   </w:style>
   <w:style w:type="character" w:customStyle="1" w:styleId="NormalTok">
     <w:name w:val="NormalTok"/>
-    <w:rPr>
-      <w:color w:val="003B4F"/>
-      <w:shd w:val="clear" w:color="auto" w:fill="F1F3F5"/>
+    <w:basedOn w:val="VerbatimChar"/>
+    <w:rPr>
+      <w:color w:val="003b4f"/>
+      <w:shd w:val="clear" w:fill="f1f3f5"/>
     </w:rPr>
   </w:style>
 </w:styles>
